--- a/lessons/9-4/downloads/reveal/teacher/9.4-session-1-prerequisite-practice-b.docx
+++ b/lessons/9-4/downloads/reveal/teacher/9.4-session-1-prerequisite-practice-b.docx
@@ -15,10 +15,28 @@
         <w:rPr>
           <w:rFonts w:ascii="Avenir Next" w:hAnsi="Avenir Next" w:cs="Avenir Next" w:eastAsia="Avenir Next"/>
           <w:color w:val="1A1A1A"/>
+          <w:sz w:val="22"/>
+          <w:szCs w:val="20"/>
+        </w:rPr>
+        <w:t xml:space="preserve">Name</w:t>
+      </w:r>
+      <w:r>
+        <w:rPr>
+          <w:rFonts w:ascii="Avenir Next" w:hAnsi="Avenir Next" w:cs="Avenir Next" w:eastAsia="Avenir Next"/>
+          <w:color w:val="1A1A1A"/>
           <w:sz w:val="20"/>
           <w:szCs w:val="20"/>
         </w:rPr>
-        <w:t xml:space="preserve">Name</w:t>
+        <w:tab/>
+      </w:r>
+      <w:r>
+        <w:rPr>
+          <w:rFonts w:ascii="Avenir Next" w:hAnsi="Avenir Next" w:cs="Avenir Next" w:eastAsia="Avenir Next"/>
+          <w:color w:val="1A1A1A"/>
+          <w:sz w:val="22"/>
+          <w:szCs w:val="20"/>
+        </w:rPr>
+        <w:t xml:space="preserve">   Date</w:t>
       </w:r>
       <w:r>
         <w:rPr>
@@ -33,25 +51,7 @@
         <w:rPr>
           <w:rFonts w:ascii="Avenir Next" w:hAnsi="Avenir Next" w:cs="Avenir Next" w:eastAsia="Avenir Next"/>
           <w:color w:val="1A1A1A"/>
-          <w:sz w:val="20"/>
-          <w:szCs w:val="20"/>
-        </w:rPr>
-        <w:t xml:space="preserve">   Date</w:t>
-      </w:r>
-      <w:r>
-        <w:rPr>
-          <w:rFonts w:ascii="Avenir Next" w:hAnsi="Avenir Next" w:cs="Avenir Next" w:eastAsia="Avenir Next"/>
-          <w:color w:val="1A1A1A"/>
-          <w:sz w:val="20"/>
-          <w:szCs w:val="20"/>
-        </w:rPr>
-        <w:tab/>
-      </w:r>
-      <w:r>
-        <w:rPr>
-          <w:rFonts w:ascii="Avenir Next" w:hAnsi="Avenir Next" w:cs="Avenir Next" w:eastAsia="Avenir Next"/>
-          <w:color w:val="1A1A1A"/>
-          <w:sz w:val="20"/>
+          <w:sz w:val="22"/>
           <w:szCs w:val="20"/>
         </w:rPr>
         <w:t xml:space="preserve">   Period</w:t>
@@ -78,7 +78,7 @@
           <w:caps/>
           <w:color w:val="003A70"/>
           <w:spacing w:val="12"/>
-          <w:sz w:val="19"/>
+          <w:sz w:val="22"/>
           <w:szCs w:val="19"/>
         </w:rPr>
         <w:t xml:space="preserve">Lesson 9-4  ·  Session 1  ·  Prerequisite Practice B  ·  Skill 1 of 2</w:t>
@@ -86,6 +86,7 @@
     </w:p>
     <w:p>
       <w:pPr>
+        <w:pStyle w:val="Heading1"/>
         <w:keepNext/>
         <w:spacing w:before="0" w:after="10" w:line="240" w:lineRule="auto"/>
       </w:pPr>
@@ -111,7 +112,7 @@
         <w:rPr>
           <w:rFonts w:ascii="Avenir Next" w:hAnsi="Avenir Next" w:cs="Avenir Next" w:eastAsia="Avenir Next"/>
           <w:color w:val="5A5F66"/>
-          <w:sz w:val="17"/>
+          <w:sz w:val="22"/>
           <w:szCs w:val="17"/>
         </w:rPr>
         <w:t xml:space="preserve">Builds on Lesson 6-5 Session 2 · 6.EE.A.2c</w:t>
@@ -154,6 +155,7 @@
           </w:tcPr>
           <w:p>
             <w:pPr>
+              <w:pStyle w:val="Heading2"/>
               <w:spacing w:before="0" w:after="0" w:line="252" w:lineRule="auto"/>
             </w:pPr>
             <w:r>
@@ -183,7 +185,7 @@
               <w:rPr>
                 <w:rFonts w:ascii="Avenir Next" w:hAnsi="Avenir Next" w:cs="Avenir Next" w:eastAsia="Avenir Next"/>
                 <w:color w:val="1A1A1A"/>
-                <w:sz w:val="20"/>
+                <w:sz w:val="22"/>
                 <w:szCs w:val="20"/>
               </w:rPr>
               <w:t xml:space="preserve">You will put </w:t>
@@ -193,7 +195,7 @@
                 <w:rFonts w:ascii="Avenir Next" w:hAnsi="Avenir Next" w:cs="Avenir Next" w:eastAsia="Avenir Next"/>
                 <w:i/>
                 <w:color w:val="1A1A1A"/>
-                <w:sz w:val="20"/>
+                <w:sz w:val="22"/>
                 <w:szCs w:val="20"/>
               </w:rPr>
               <w:t xml:space="preserve">x</w:t>
@@ -202,7 +204,7 @@
               <w:rPr>
                 <w:rFonts w:ascii="Avenir Next" w:hAnsi="Avenir Next" w:cs="Avenir Next" w:eastAsia="Avenir Next"/>
                 <w:color w:val="1A1A1A"/>
-                <w:sz w:val="20"/>
+                <w:sz w:val="22"/>
                 <w:szCs w:val="20"/>
               </w:rPr>
               <w:t xml:space="preserve"> = 5 into </w:t>
@@ -212,7 +214,7 @@
                 <w:rFonts w:ascii="Avenir Next" w:hAnsi="Avenir Next" w:cs="Avenir Next" w:eastAsia="Avenir Next"/>
                 <w:i/>
                 <w:color w:val="1A1A1A"/>
-                <w:sz w:val="20"/>
+                <w:sz w:val="22"/>
                 <w:szCs w:val="20"/>
               </w:rPr>
               <w:t xml:space="preserve">y</w:t>
@@ -221,7 +223,7 @@
               <w:rPr>
                 <w:rFonts w:ascii="Avenir Next" w:hAnsi="Avenir Next" w:cs="Avenir Next" w:eastAsia="Avenir Next"/>
                 <w:color w:val="1A1A1A"/>
-                <w:sz w:val="20"/>
+                <w:sz w:val="22"/>
                 <w:szCs w:val="20"/>
               </w:rPr>
               <w:t xml:space="preserve"> = 9</w:t>
@@ -231,7 +233,7 @@
                 <w:rFonts w:ascii="Avenir Next" w:hAnsi="Avenir Next" w:cs="Avenir Next" w:eastAsia="Avenir Next"/>
                 <w:i/>
                 <w:color w:val="1A1A1A"/>
-                <w:sz w:val="20"/>
+                <w:sz w:val="22"/>
                 <w:szCs w:val="20"/>
               </w:rPr>
               <w:t xml:space="preserve">x</w:t>
@@ -240,7 +242,7 @@
               <w:rPr>
                 <w:rFonts w:ascii="Avenir Next" w:hAnsi="Avenir Next" w:cs="Avenir Next" w:eastAsia="Avenir Next"/>
                 <w:color w:val="1A1A1A"/>
-                <w:sz w:val="20"/>
+                <w:sz w:val="22"/>
                 <w:szCs w:val="20"/>
               </w:rPr>
               <w:t xml:space="preserve"> + 2 to find </w:t>
@@ -250,7 +252,7 @@
                 <w:rFonts w:ascii="Avenir Next" w:hAnsi="Avenir Next" w:cs="Avenir Next" w:eastAsia="Avenir Next"/>
                 <w:i/>
                 <w:color w:val="1A1A1A"/>
-                <w:sz w:val="20"/>
+                <w:sz w:val="22"/>
                 <w:szCs w:val="20"/>
               </w:rPr>
               <w:t xml:space="preserve">y</w:t>
@@ -259,7 +261,7 @@
               <w:rPr>
                 <w:rFonts w:ascii="Avenir Next" w:hAnsi="Avenir Next" w:cs="Avenir Next" w:eastAsia="Avenir Next"/>
                 <w:color w:val="1A1A1A"/>
-                <w:sz w:val="20"/>
+                <w:sz w:val="22"/>
                 <w:szCs w:val="20"/>
               </w:rPr>
               <w:t xml:space="preserve">.</w:t>
@@ -279,6 +281,7 @@
           </w:tcPr>
           <w:p>
             <w:pPr>
+              <w:pStyle w:val="Heading2"/>
               <w:spacing w:before="0" w:after="0" w:line="252" w:lineRule="auto"/>
             </w:pPr>
             <w:r>
@@ -308,7 +311,7 @@
               <w:rPr>
                 <w:rFonts w:ascii="Avenir Next" w:hAnsi="Avenir Next" w:cs="Avenir Next" w:eastAsia="Avenir Next"/>
                 <w:color w:val="1A1A1A"/>
-                <w:sz w:val="20"/>
+                <w:sz w:val="22"/>
                 <w:szCs w:val="20"/>
               </w:rPr>
               <w:t xml:space="preserve">Replace a letter with a number and find the value, like 5</w:t>
@@ -318,7 +321,7 @@
                 <w:rFonts w:ascii="Avenir Next" w:hAnsi="Avenir Next" w:cs="Avenir Next" w:eastAsia="Avenir Next"/>
                 <w:i/>
                 <w:color w:val="1A1A1A"/>
-                <w:sz w:val="20"/>
+                <w:sz w:val="22"/>
                 <w:szCs w:val="20"/>
               </w:rPr>
               <w:t xml:space="preserve">k</w:t>
@@ -327,7 +330,7 @@
               <w:rPr>
                 <w:rFonts w:ascii="Avenir Next" w:hAnsi="Avenir Next" w:cs="Avenir Next" w:eastAsia="Avenir Next"/>
                 <w:color w:val="1A1A1A"/>
-                <w:sz w:val="20"/>
+                <w:sz w:val="22"/>
                 <w:szCs w:val="20"/>
               </w:rPr>
               <w:t xml:space="preserve"> − 8 when </w:t>
@@ -337,7 +340,7 @@
                 <w:rFonts w:ascii="Avenir Next" w:hAnsi="Avenir Next" w:cs="Avenir Next" w:eastAsia="Avenir Next"/>
                 <w:i/>
                 <w:color w:val="1A1A1A"/>
-                <w:sz w:val="20"/>
+                <w:sz w:val="22"/>
                 <w:szCs w:val="20"/>
               </w:rPr>
               <w:t xml:space="preserve">k</w:t>
@@ -346,7 +349,7 @@
               <w:rPr>
                 <w:rFonts w:ascii="Avenir Next" w:hAnsi="Avenir Next" w:cs="Avenir Next" w:eastAsia="Avenir Next"/>
                 <w:color w:val="1A1A1A"/>
-                <w:sz w:val="20"/>
+                <w:sz w:val="22"/>
                 <w:szCs w:val="20"/>
               </w:rPr>
               <w:t xml:space="preserve"> = 6.  </w:t>
@@ -356,7 +359,7 @@
                 <w:rFonts w:ascii="Avenir Next" w:hAnsi="Avenir Next" w:cs="Avenir Next" w:eastAsia="Avenir Next"/>
                 <w:b/>
                 <w:color w:val="1A1A1A"/>
-                <w:sz w:val="20"/>
+                <w:sz w:val="22"/>
                 <w:szCs w:val="20"/>
               </w:rPr>
               <w:t xml:space="preserve">You will use it in Practice Form A, problems 1 and 7.</w:t>
@@ -367,6 +370,7 @@
     </w:tbl>
     <w:p>
       <w:pPr>
+        <w:pStyle w:val="Heading2"/>
         <w:keepNext/>
         <w:pBdr>
           <w:bottom w:val="single" w:sz="8" w:space="3" w:color="003A70"/>
@@ -382,7 +386,7 @@
           <w:b/>
           <w:color w:val="003A70"/>
           <w:spacing w:val="14"/>
-          <w:sz w:val="19"/>
+          <w:sz w:val="22"/>
           <w:szCs w:val="19"/>
         </w:rPr>
         <w:t xml:space="preserve">STEPS TO FOLLOW</w:t>
@@ -401,7 +405,7 @@
           <w:rFonts w:ascii="Avenir Next" w:hAnsi="Avenir Next" w:cs="Avenir Next" w:eastAsia="Avenir Next"/>
           <w:i/>
           <w:color w:val="5A5F66"/>
-          <w:sz w:val="17"/>
+          <w:sz w:val="22"/>
           <w:szCs w:val="17"/>
         </w:rPr>
         <w:t xml:space="preserve">use these same steps on every problem</w:t>
@@ -443,6 +447,7 @@
           </w:tcPr>
           <w:p>
             <w:pPr>
+              <w:pStyle w:val="Heading1"/>
               <w:spacing w:before="0" w:after="0" w:line="240" w:lineRule="auto"/>
               <w:jc w:val="center"/>
             </w:pPr>
@@ -472,7 +477,7 @@
                 <w:rFonts w:ascii="Avenir Next" w:hAnsi="Avenir Next" w:cs="Avenir Next" w:eastAsia="Avenir Next"/>
                 <w:b/>
                 <w:color w:val="1A1A1A"/>
-                <w:sz w:val="21"/>
+                <w:sz w:val="22"/>
                 <w:szCs w:val="21"/>
               </w:rPr>
               <w:t xml:space="preserve">Replace</w:t>
@@ -481,7 +486,7 @@
               <w:rPr>
                 <w:rFonts w:ascii="Avenir Next" w:hAnsi="Avenir Next" w:cs="Avenir Next" w:eastAsia="Avenir Next"/>
                 <w:color w:val="1A1A1A"/>
-                <w:sz w:val="21"/>
+                <w:sz w:val="22"/>
                 <w:szCs w:val="21"/>
               </w:rPr>
               <w:t xml:space="preserve"> the letter with its number.</w:t>
@@ -500,6 +505,7 @@
           </w:tcPr>
           <w:p>
             <w:pPr>
+              <w:pStyle w:val="Heading1"/>
               <w:spacing w:before="0" w:after="0" w:line="240" w:lineRule="auto"/>
               <w:jc w:val="center"/>
             </w:pPr>
@@ -529,7 +535,7 @@
                 <w:rFonts w:ascii="Avenir Next" w:hAnsi="Avenir Next" w:cs="Avenir Next" w:eastAsia="Avenir Next"/>
                 <w:b/>
                 <w:color w:val="1A1A1A"/>
-                <w:sz w:val="21"/>
+                <w:sz w:val="22"/>
                 <w:szCs w:val="21"/>
               </w:rPr>
               <w:t xml:space="preserve">Multiply</w:t>
@@ -538,7 +544,7 @@
               <w:rPr>
                 <w:rFonts w:ascii="Avenir Next" w:hAnsi="Avenir Next" w:cs="Avenir Next" w:eastAsia="Avenir Next"/>
                 <w:color w:val="1A1A1A"/>
-                <w:sz w:val="21"/>
+                <w:sz w:val="22"/>
                 <w:szCs w:val="21"/>
               </w:rPr>
               <w:t xml:space="preserve"> first.</w:t>
@@ -557,6 +563,7 @@
           </w:tcPr>
           <w:p>
             <w:pPr>
+              <w:pStyle w:val="Heading1"/>
               <w:spacing w:before="0" w:after="0" w:line="240" w:lineRule="auto"/>
               <w:jc w:val="center"/>
             </w:pPr>
@@ -585,7 +592,7 @@
               <w:rPr>
                 <w:rFonts w:ascii="Avenir Next" w:hAnsi="Avenir Next" w:cs="Avenir Next" w:eastAsia="Avenir Next"/>
                 <w:color w:val="1A1A1A"/>
-                <w:sz w:val="21"/>
+                <w:sz w:val="22"/>
                 <w:szCs w:val="21"/>
               </w:rPr>
               <w:t xml:space="preserve">Then </w:t>
@@ -595,7 +602,7 @@
                 <w:rFonts w:ascii="Avenir Next" w:hAnsi="Avenir Next" w:cs="Avenir Next" w:eastAsia="Avenir Next"/>
                 <w:b/>
                 <w:color w:val="1A1A1A"/>
-                <w:sz w:val="21"/>
+                <w:sz w:val="22"/>
                 <w:szCs w:val="21"/>
               </w:rPr>
               <w:t xml:space="preserve">add</w:t>
@@ -604,7 +611,7 @@
               <w:rPr>
                 <w:rFonts w:ascii="Avenir Next" w:hAnsi="Avenir Next" w:cs="Avenir Next" w:eastAsia="Avenir Next"/>
                 <w:color w:val="1A1A1A"/>
-                <w:sz w:val="21"/>
+                <w:sz w:val="22"/>
                 <w:szCs w:val="21"/>
               </w:rPr>
               <w:t xml:space="preserve"> or subtract.</w:t>
@@ -615,6 +622,7 @@
     </w:tbl>
     <w:p>
       <w:pPr>
+        <w:pStyle w:val="Heading2"/>
         <w:keepNext/>
         <w:pBdr>
           <w:bottom w:val="single" w:sz="8" w:space="3" w:color="003A70"/>
@@ -630,7 +638,7 @@
           <w:b/>
           <w:color w:val="003A70"/>
           <w:spacing w:val="14"/>
-          <w:sz w:val="19"/>
+          <w:sz w:val="22"/>
           <w:szCs w:val="19"/>
         </w:rPr>
         <w:t xml:space="preserve">WATCH ME</w:t>
@@ -649,7 +657,7 @@
           <w:rFonts w:ascii="Avenir Next" w:hAnsi="Avenir Next" w:cs="Avenir Next" w:eastAsia="Avenir Next"/>
           <w:i/>
           <w:color w:val="5A5F66"/>
-          <w:sz w:val="17"/>
+          <w:sz w:val="22"/>
           <w:szCs w:val="17"/>
         </w:rPr>
         <w:t xml:space="preserve">the steps in action</w:t>
@@ -664,7 +672,7 @@
           <w:rFonts w:ascii="Avenir Next" w:hAnsi="Avenir Next" w:cs="Avenir Next" w:eastAsia="Avenir Next"/>
           <w:b/>
           <w:color w:val="1A1A1A"/>
-          <w:sz w:val="21"/>
+          <w:sz w:val="22"/>
           <w:szCs w:val="21"/>
         </w:rPr>
         <w:t xml:space="preserve">Find 5</w:t>
@@ -675,7 +683,7 @@
           <w:b/>
           <w:i/>
           <w:color w:val="1A1A1A"/>
-          <w:sz w:val="21"/>
+          <w:sz w:val="22"/>
           <w:szCs w:val="21"/>
         </w:rPr>
         <w:t xml:space="preserve">k</w:t>
@@ -685,7 +693,7 @@
           <w:rFonts w:ascii="Avenir Next" w:hAnsi="Avenir Next" w:cs="Avenir Next" w:eastAsia="Avenir Next"/>
           <w:b/>
           <w:color w:val="1A1A1A"/>
-          <w:sz w:val="21"/>
+          <w:sz w:val="22"/>
           <w:szCs w:val="21"/>
         </w:rPr>
         <w:t xml:space="preserve"> − 8 when </w:t>
@@ -696,7 +704,7 @@
           <w:b/>
           <w:i/>
           <w:color w:val="1A1A1A"/>
-          <w:sz w:val="21"/>
+          <w:sz w:val="22"/>
           <w:szCs w:val="21"/>
         </w:rPr>
         <w:t xml:space="preserve">k</w:t>
@@ -706,7 +714,7 @@
           <w:rFonts w:ascii="Avenir Next" w:hAnsi="Avenir Next" w:cs="Avenir Next" w:eastAsia="Avenir Next"/>
           <w:b/>
           <w:color w:val="1A1A1A"/>
-          <w:sz w:val="21"/>
+          <w:sz w:val="22"/>
           <w:szCs w:val="21"/>
         </w:rPr>
         <w:t xml:space="preserve"> = 6.</w:t>
@@ -725,25 +733,25 @@
           <w:rFonts w:ascii="Avenir Next" w:hAnsi="Avenir Next" w:cs="Avenir Next" w:eastAsia="Avenir Next"/>
           <w:b/>
           <w:color w:val="003A70"/>
+          <w:sz w:val="22"/>
+          <w:szCs w:val="19"/>
+        </w:rPr>
+        <w:t xml:space="preserve">Step 1</w:t>
+      </w:r>
+      <w:r>
+        <w:rPr>
+          <w:rFonts w:ascii="Avenir Next" w:hAnsi="Avenir Next" w:cs="Avenir Next" w:eastAsia="Avenir Next"/>
+          <w:color w:val="1A1A1A"/>
           <w:sz w:val="19"/>
           <w:szCs w:val="19"/>
         </w:rPr>
-        <w:t xml:space="preserve">Step 1</w:t>
-      </w:r>
-      <w:r>
-        <w:rPr>
-          <w:rFonts w:ascii="Avenir Next" w:hAnsi="Avenir Next" w:cs="Avenir Next" w:eastAsia="Avenir Next"/>
-          <w:color w:val="1A1A1A"/>
-          <w:sz w:val="19"/>
-          <w:szCs w:val="19"/>
-        </w:rPr>
         <w:tab/>
       </w:r>
       <w:r>
         <w:rPr>
           <w:rFonts w:ascii="Avenir Next" w:hAnsi="Avenir Next" w:cs="Avenir Next" w:eastAsia="Avenir Next"/>
           <w:color w:val="1A1A1A"/>
-          <w:sz w:val="21"/>
+          <w:sz w:val="22"/>
           <w:szCs w:val="21"/>
         </w:rPr>
         <w:t xml:space="preserve">5 × 6 − 8</w:t>
@@ -762,25 +770,25 @@
           <w:rFonts w:ascii="Avenir Next" w:hAnsi="Avenir Next" w:cs="Avenir Next" w:eastAsia="Avenir Next"/>
           <w:b/>
           <w:color w:val="003A70"/>
+          <w:sz w:val="22"/>
+          <w:szCs w:val="19"/>
+        </w:rPr>
+        <w:t xml:space="preserve">Step 2</w:t>
+      </w:r>
+      <w:r>
+        <w:rPr>
+          <w:rFonts w:ascii="Avenir Next" w:hAnsi="Avenir Next" w:cs="Avenir Next" w:eastAsia="Avenir Next"/>
+          <w:color w:val="1A1A1A"/>
           <w:sz w:val="19"/>
           <w:szCs w:val="19"/>
         </w:rPr>
-        <w:t xml:space="preserve">Step 2</w:t>
-      </w:r>
-      <w:r>
-        <w:rPr>
-          <w:rFonts w:ascii="Avenir Next" w:hAnsi="Avenir Next" w:cs="Avenir Next" w:eastAsia="Avenir Next"/>
-          <w:color w:val="1A1A1A"/>
-          <w:sz w:val="19"/>
-          <w:szCs w:val="19"/>
-        </w:rPr>
         <w:tab/>
       </w:r>
       <w:r>
         <w:rPr>
           <w:rFonts w:ascii="Avenir Next" w:hAnsi="Avenir Next" w:cs="Avenir Next" w:eastAsia="Avenir Next"/>
           <w:color w:val="1A1A1A"/>
-          <w:sz w:val="21"/>
+          <w:sz w:val="22"/>
           <w:szCs w:val="21"/>
         </w:rPr>
         <w:t xml:space="preserve">5 × 6 = 30</w:t>
@@ -799,25 +807,25 @@
           <w:rFonts w:ascii="Avenir Next" w:hAnsi="Avenir Next" w:cs="Avenir Next" w:eastAsia="Avenir Next"/>
           <w:b/>
           <w:color w:val="003A70"/>
+          <w:sz w:val="22"/>
+          <w:szCs w:val="19"/>
+        </w:rPr>
+        <w:t xml:space="preserve">Step 3</w:t>
+      </w:r>
+      <w:r>
+        <w:rPr>
+          <w:rFonts w:ascii="Avenir Next" w:hAnsi="Avenir Next" w:cs="Avenir Next" w:eastAsia="Avenir Next"/>
+          <w:color w:val="1A1A1A"/>
           <w:sz w:val="19"/>
           <w:szCs w:val="19"/>
         </w:rPr>
-        <w:t xml:space="preserve">Step 3</w:t>
-      </w:r>
-      <w:r>
-        <w:rPr>
-          <w:rFonts w:ascii="Avenir Next" w:hAnsi="Avenir Next" w:cs="Avenir Next" w:eastAsia="Avenir Next"/>
-          <w:color w:val="1A1A1A"/>
-          <w:sz w:val="19"/>
-          <w:szCs w:val="19"/>
-        </w:rPr>
         <w:tab/>
       </w:r>
       <w:r>
         <w:rPr>
           <w:rFonts w:ascii="Avenir Next" w:hAnsi="Avenir Next" w:cs="Avenir Next" w:eastAsia="Avenir Next"/>
           <w:color w:val="1A1A1A"/>
-          <w:sz w:val="21"/>
+          <w:sz w:val="22"/>
           <w:szCs w:val="21"/>
         </w:rPr>
         <w:t xml:space="preserve">30 − 8 = 22</w:t>
@@ -836,18 +844,18 @@
           <w:rFonts w:ascii="Avenir Next" w:hAnsi="Avenir Next" w:cs="Avenir Next" w:eastAsia="Avenir Next"/>
           <w:b/>
           <w:color w:val="1A1A1A"/>
+          <w:sz w:val="22"/>
+          <w:szCs w:val="21"/>
+        </w:rPr>
+        <w:t xml:space="preserve">Answer</w:t>
+      </w:r>
+      <w:r>
+        <w:rPr>
+          <w:rFonts w:ascii="Avenir Next" w:hAnsi="Avenir Next" w:cs="Avenir Next" w:eastAsia="Avenir Next"/>
+          <w:color w:val="1A1A1A"/>
           <w:sz w:val="21"/>
           <w:szCs w:val="21"/>
         </w:rPr>
-        <w:t xml:space="preserve">Answer</w:t>
-      </w:r>
-      <w:r>
-        <w:rPr>
-          <w:rFonts w:ascii="Avenir Next" w:hAnsi="Avenir Next" w:cs="Avenir Next" w:eastAsia="Avenir Next"/>
-          <w:color w:val="1A1A1A"/>
-          <w:sz w:val="21"/>
-          <w:szCs w:val="21"/>
-        </w:rPr>
         <w:tab/>
       </w:r>
       <w:r>
@@ -855,7 +863,7 @@
           <w:rFonts w:ascii="Avenir Next" w:hAnsi="Avenir Next" w:cs="Avenir Next" w:eastAsia="Avenir Next"/>
           <w:b/>
           <w:color w:val="1A1A1A"/>
-          <w:sz w:val="21"/>
+          <w:sz w:val="22"/>
           <w:szCs w:val="21"/>
         </w:rPr>
         <w:t xml:space="preserve">22</w:t>
@@ -863,6 +871,7 @@
     </w:p>
     <w:p>
       <w:pPr>
+        <w:pStyle w:val="Heading2"/>
         <w:keepNext/>
         <w:pBdr>
           <w:bottom w:val="single" w:sz="8" w:space="3" w:color="003A70"/>
@@ -878,7 +887,7 @@
           <w:b/>
           <w:color w:val="003A70"/>
           <w:spacing w:val="14"/>
-          <w:sz w:val="19"/>
+          <w:sz w:val="22"/>
           <w:szCs w:val="19"/>
         </w:rPr>
         <w:t xml:space="preserve">TRY IT WITH HELP</w:t>
@@ -897,7 +906,7 @@
           <w:rFonts w:ascii="Avenir Next" w:hAnsi="Avenir Next" w:cs="Avenir Next" w:eastAsia="Avenir Next"/>
           <w:i/>
           <w:color w:val="5A5F66"/>
-          <w:sz w:val="17"/>
+          <w:sz w:val="22"/>
           <w:szCs w:val="17"/>
         </w:rPr>
         <w:t xml:space="preserve">fill in each step</w:t>
@@ -993,35 +1002,35 @@
           <w:rFonts w:ascii="Avenir Next" w:hAnsi="Avenir Next" w:cs="Avenir Next" w:eastAsia="Avenir Next"/>
           <w:b/>
           <w:color w:val="003A70"/>
+          <w:sz w:val="22"/>
+          <w:szCs w:val="18"/>
+        </w:rPr>
+        <w:t xml:space="preserve">Step 1</w:t>
+      </w:r>
+      <w:r>
+        <w:rPr>
+          <w:rFonts w:ascii="Avenir Next" w:hAnsi="Avenir Next" w:cs="Avenir Next" w:eastAsia="Avenir Next"/>
+          <w:color w:val="1A1A1A"/>
           <w:sz w:val="18"/>
           <w:szCs w:val="18"/>
         </w:rPr>
-        <w:t xml:space="preserve">Step 1</w:t>
-      </w:r>
-      <w:r>
-        <w:rPr>
-          <w:rFonts w:ascii="Avenir Next" w:hAnsi="Avenir Next" w:cs="Avenir Next" w:eastAsia="Avenir Next"/>
-          <w:color w:val="1A1A1A"/>
-          <w:sz w:val="18"/>
-          <w:szCs w:val="18"/>
-        </w:rPr>
         <w:tab/>
       </w:r>
       <w:r>
         <w:rPr>
           <w:rFonts w:ascii="Avenir Next" w:hAnsi="Avenir Next" w:cs="Avenir Next" w:eastAsia="Avenir Next"/>
           <w:color w:val="1A1A1A"/>
+          <w:sz w:val="22"/>
+          <w:szCs w:val="21"/>
+        </w:rPr>
+        <w:t xml:space="preserve">3 × </w:t>
+      </w:r>
+      <w:r>
+        <w:rPr>
+          <w:rFonts w:ascii="Avenir Next" w:hAnsi="Avenir Next" w:cs="Avenir Next" w:eastAsia="Avenir Next"/>
+          <w:color w:val="1A1A1A"/>
           <w:sz w:val="21"/>
           <w:szCs w:val="21"/>
-        </w:rPr>
-        <w:t xml:space="preserve">3 × </w:t>
-      </w:r>
-      <w:r>
-        <w:rPr>
-          <w:rFonts w:ascii="Avenir Next" w:hAnsi="Avenir Next" w:cs="Avenir Next" w:eastAsia="Avenir Next"/>
-          <w:color w:val="1A1A1A"/>
-          <w:sz w:val="21"/>
-          <w:szCs w:val="21"/>
           <w:u w:val="single"/>
         </w:rPr>
         <w:t xml:space="preserve">                </w:t>
@@ -1030,7 +1039,7 @@
         <w:rPr>
           <w:rFonts w:ascii="Avenir Next" w:hAnsi="Avenir Next" w:cs="Avenir Next" w:eastAsia="Avenir Next"/>
           <w:color w:val="1A1A1A"/>
-          <w:sz w:val="21"/>
+          <w:sz w:val="22"/>
           <w:szCs w:val="21"/>
         </w:rPr>
         <w:t xml:space="preserve"> + 12</w:t>
@@ -1050,25 +1059,25 @@
           <w:rFonts w:ascii="Avenir Next" w:hAnsi="Avenir Next" w:cs="Avenir Next" w:eastAsia="Avenir Next"/>
           <w:b/>
           <w:color w:val="003A70"/>
+          <w:sz w:val="22"/>
+          <w:szCs w:val="18"/>
+        </w:rPr>
+        <w:t xml:space="preserve">Step 2</w:t>
+      </w:r>
+      <w:r>
+        <w:rPr>
+          <w:rFonts w:ascii="Avenir Next" w:hAnsi="Avenir Next" w:cs="Avenir Next" w:eastAsia="Avenir Next"/>
+          <w:color w:val="1A1A1A"/>
           <w:sz w:val="18"/>
           <w:szCs w:val="18"/>
         </w:rPr>
-        <w:t xml:space="preserve">Step 2</w:t>
-      </w:r>
-      <w:r>
-        <w:rPr>
-          <w:rFonts w:ascii="Avenir Next" w:hAnsi="Avenir Next" w:cs="Avenir Next" w:eastAsia="Avenir Next"/>
-          <w:color w:val="1A1A1A"/>
-          <w:sz w:val="18"/>
-          <w:szCs w:val="18"/>
-        </w:rPr>
         <w:tab/>
       </w:r>
       <w:r>
         <w:rPr>
           <w:rFonts w:ascii="Avenir Next" w:hAnsi="Avenir Next" w:cs="Avenir Next" w:eastAsia="Avenir Next"/>
           <w:color w:val="1A1A1A"/>
-          <w:sz w:val="21"/>
+          <w:sz w:val="22"/>
           <w:szCs w:val="21"/>
         </w:rPr>
         <w:t xml:space="preserve">3 × 6 = </w:t>
@@ -1098,25 +1107,25 @@
           <w:rFonts w:ascii="Avenir Next" w:hAnsi="Avenir Next" w:cs="Avenir Next" w:eastAsia="Avenir Next"/>
           <w:b/>
           <w:color w:val="003A70"/>
+          <w:sz w:val="22"/>
+          <w:szCs w:val="18"/>
+        </w:rPr>
+        <w:t xml:space="preserve">Step 3</w:t>
+      </w:r>
+      <w:r>
+        <w:rPr>
+          <w:rFonts w:ascii="Avenir Next" w:hAnsi="Avenir Next" w:cs="Avenir Next" w:eastAsia="Avenir Next"/>
+          <w:color w:val="1A1A1A"/>
           <w:sz w:val="18"/>
           <w:szCs w:val="18"/>
         </w:rPr>
-        <w:t xml:space="preserve">Step 3</w:t>
-      </w:r>
-      <w:r>
-        <w:rPr>
-          <w:rFonts w:ascii="Avenir Next" w:hAnsi="Avenir Next" w:cs="Avenir Next" w:eastAsia="Avenir Next"/>
-          <w:color w:val="1A1A1A"/>
-          <w:sz w:val="18"/>
-          <w:szCs w:val="18"/>
-        </w:rPr>
         <w:tab/>
       </w:r>
       <w:r>
         <w:rPr>
           <w:rFonts w:ascii="Avenir Next" w:hAnsi="Avenir Next" w:cs="Avenir Next" w:eastAsia="Avenir Next"/>
           <w:color w:val="1A1A1A"/>
-          <w:sz w:val="21"/>
+          <w:sz w:val="22"/>
           <w:szCs w:val="21"/>
         </w:rPr>
         <w:t xml:space="preserve">18 + 12 = </w:t>
@@ -1227,25 +1236,25 @@
           <w:rFonts w:ascii="Avenir Next" w:hAnsi="Avenir Next" w:cs="Avenir Next" w:eastAsia="Avenir Next"/>
           <w:b/>
           <w:color w:val="003A70"/>
+          <w:sz w:val="22"/>
+          <w:szCs w:val="18"/>
+        </w:rPr>
+        <w:t xml:space="preserve">Step 1</w:t>
+      </w:r>
+      <w:r>
+        <w:rPr>
+          <w:rFonts w:ascii="Avenir Next" w:hAnsi="Avenir Next" w:cs="Avenir Next" w:eastAsia="Avenir Next"/>
+          <w:color w:val="1A1A1A"/>
           <w:sz w:val="18"/>
           <w:szCs w:val="18"/>
         </w:rPr>
-        <w:t xml:space="preserve">Step 1</w:t>
-      </w:r>
-      <w:r>
-        <w:rPr>
-          <w:rFonts w:ascii="Avenir Next" w:hAnsi="Avenir Next" w:cs="Avenir Next" w:eastAsia="Avenir Next"/>
-          <w:color w:val="1A1A1A"/>
-          <w:sz w:val="18"/>
-          <w:szCs w:val="18"/>
-        </w:rPr>
         <w:tab/>
       </w:r>
       <w:r>
         <w:rPr>
           <w:rFonts w:ascii="Avenir Next" w:hAnsi="Avenir Next" w:cs="Avenir Next" w:eastAsia="Avenir Next"/>
           <w:color w:val="1A1A1A"/>
-          <w:sz w:val="21"/>
+          <w:sz w:val="22"/>
           <w:szCs w:val="21"/>
         </w:rPr>
         <w:t xml:space="preserve">100 − 4 × </w:t>
@@ -1275,25 +1284,25 @@
           <w:rFonts w:ascii="Avenir Next" w:hAnsi="Avenir Next" w:cs="Avenir Next" w:eastAsia="Avenir Next"/>
           <w:b/>
           <w:color w:val="003A70"/>
+          <w:sz w:val="22"/>
+          <w:szCs w:val="18"/>
+        </w:rPr>
+        <w:t xml:space="preserve">Step 2</w:t>
+      </w:r>
+      <w:r>
+        <w:rPr>
+          <w:rFonts w:ascii="Avenir Next" w:hAnsi="Avenir Next" w:cs="Avenir Next" w:eastAsia="Avenir Next"/>
+          <w:color w:val="1A1A1A"/>
           <w:sz w:val="18"/>
           <w:szCs w:val="18"/>
         </w:rPr>
-        <w:t xml:space="preserve">Step 2</w:t>
-      </w:r>
-      <w:r>
-        <w:rPr>
-          <w:rFonts w:ascii="Avenir Next" w:hAnsi="Avenir Next" w:cs="Avenir Next" w:eastAsia="Avenir Next"/>
-          <w:color w:val="1A1A1A"/>
-          <w:sz w:val="18"/>
-          <w:szCs w:val="18"/>
-        </w:rPr>
         <w:tab/>
       </w:r>
       <w:r>
         <w:rPr>
           <w:rFonts w:ascii="Avenir Next" w:hAnsi="Avenir Next" w:cs="Avenir Next" w:eastAsia="Avenir Next"/>
           <w:color w:val="1A1A1A"/>
-          <w:sz w:val="21"/>
+          <w:sz w:val="22"/>
           <w:szCs w:val="21"/>
         </w:rPr>
         <w:t xml:space="preserve">4 × 6 = </w:t>
@@ -1323,35 +1332,35 @@
           <w:rFonts w:ascii="Avenir Next" w:hAnsi="Avenir Next" w:cs="Avenir Next" w:eastAsia="Avenir Next"/>
           <w:b/>
           <w:color w:val="003A70"/>
+          <w:sz w:val="22"/>
+          <w:szCs w:val="18"/>
+        </w:rPr>
+        <w:t xml:space="preserve">Step 3</w:t>
+      </w:r>
+      <w:r>
+        <w:rPr>
+          <w:rFonts w:ascii="Avenir Next" w:hAnsi="Avenir Next" w:cs="Avenir Next" w:eastAsia="Avenir Next"/>
+          <w:color w:val="1A1A1A"/>
           <w:sz w:val="18"/>
           <w:szCs w:val="18"/>
         </w:rPr>
-        <w:t xml:space="preserve">Step 3</w:t>
-      </w:r>
-      <w:r>
-        <w:rPr>
-          <w:rFonts w:ascii="Avenir Next" w:hAnsi="Avenir Next" w:cs="Avenir Next" w:eastAsia="Avenir Next"/>
-          <w:color w:val="1A1A1A"/>
-          <w:sz w:val="18"/>
-          <w:szCs w:val="18"/>
-        </w:rPr>
         <w:tab/>
       </w:r>
       <w:r>
         <w:rPr>
           <w:rFonts w:ascii="Avenir Next" w:hAnsi="Avenir Next" w:cs="Avenir Next" w:eastAsia="Avenir Next"/>
           <w:color w:val="1A1A1A"/>
+          <w:sz w:val="22"/>
+          <w:szCs w:val="21"/>
+        </w:rPr>
+        <w:t xml:space="preserve">100 − 24 = </w:t>
+      </w:r>
+      <w:r>
+        <w:rPr>
+          <w:rFonts w:ascii="Avenir Next" w:hAnsi="Avenir Next" w:cs="Avenir Next" w:eastAsia="Avenir Next"/>
+          <w:color w:val="1A1A1A"/>
           <w:sz w:val="21"/>
           <w:szCs w:val="21"/>
-        </w:rPr>
-        <w:t xml:space="preserve">100 − 24 = </w:t>
-      </w:r>
-      <w:r>
-        <w:rPr>
-          <w:rFonts w:ascii="Avenir Next" w:hAnsi="Avenir Next" w:cs="Avenir Next" w:eastAsia="Avenir Next"/>
-          <w:color w:val="1A1A1A"/>
-          <w:sz w:val="21"/>
-          <w:szCs w:val="21"/>
           <w:u w:val="single"/>
         </w:rPr>
         <w:t xml:space="preserve">                </w:t>
@@ -1364,6 +1373,7 @@
     </w:p>
     <w:p>
       <w:pPr>
+        <w:pStyle w:val="Heading2"/>
         <w:keepNext/>
         <w:pBdr>
           <w:bottom w:val="single" w:sz="8" w:space="3" w:color="003A70"/>
@@ -1379,7 +1389,7 @@
           <w:b/>
           <w:color w:val="003A70"/>
           <w:spacing w:val="14"/>
-          <w:sz w:val="19"/>
+          <w:sz w:val="22"/>
           <w:szCs w:val="19"/>
         </w:rPr>
         <w:t xml:space="preserve">YOUR TURN</w:t>
@@ -1398,7 +1408,7 @@
           <w:rFonts w:ascii="Avenir Next" w:hAnsi="Avenir Next" w:cs="Avenir Next" w:eastAsia="Avenir Next"/>
           <w:i/>
           <w:color w:val="5A5F66"/>
-          <w:sz w:val="17"/>
+          <w:sz w:val="22"/>
           <w:szCs w:val="17"/>
         </w:rPr>
         <w:t xml:space="preserve">use the steps on your own</w:t>
@@ -1608,7 +1618,7 @@
                       <w:szCs w:val="22"/>
                       <w:u w:val="single"/>
                     </w:rPr>
-                    <w:t xml:space="preserve">      </w:t>
+                    <w:t xml:space="preserve">          </w:t>
                   </w:r>
                 </w:p>
               </w:tc>
@@ -1680,7 +1690,7 @@
                       <w:szCs w:val="22"/>
                       <w:u w:val="single"/>
                     </w:rPr>
-                    <w:t xml:space="preserve">      </w:t>
+                    <w:t xml:space="preserve">          </w:t>
                   </w:r>
                 </w:p>
               </w:tc>
@@ -1761,7 +1771,7 @@
                       <w:szCs w:val="22"/>
                       <w:u w:val="single"/>
                     </w:rPr>
-                    <w:t xml:space="preserve">      </w:t>
+                    <w:t xml:space="preserve">          </w:t>
                   </w:r>
                 </w:p>
               </w:tc>
@@ -1848,7 +1858,7 @@
                       <w:szCs w:val="22"/>
                       <w:u w:val="single"/>
                     </w:rPr>
-                    <w:t xml:space="preserve">      </w:t>
+                    <w:t xml:space="preserve">          </w:t>
                   </w:r>
                 </w:p>
               </w:tc>
@@ -1929,7 +1939,7 @@
                       <w:szCs w:val="22"/>
                       <w:u w:val="single"/>
                     </w:rPr>
-                    <w:t xml:space="preserve">      </w:t>
+                    <w:t xml:space="preserve">          </w:t>
                   </w:r>
                 </w:p>
               </w:tc>
@@ -2010,7 +2020,7 @@
                       <w:szCs w:val="22"/>
                       <w:u w:val="single"/>
                     </w:rPr>
-                    <w:t xml:space="preserve">      </w:t>
+                    <w:t xml:space="preserve">          </w:t>
                   </w:r>
                 </w:p>
               </w:tc>
@@ -2033,7 +2043,7 @@
       <w:pPr>
         <w:pageBreakBefore/>
         <w:keepNext/>
-        <w:spacing w:before="0" w:after="12" w:line="264" w:lineRule="auto"/>
+        <w:spacing w:before="0" w:after="10" w:line="252" w:lineRule="auto"/>
       </w:pPr>
       <w:r>
         <w:rPr>
@@ -2042,7 +2052,7 @@
           <w:caps/>
           <w:color w:val="003A70"/>
           <w:spacing w:val="12"/>
-          <w:sz w:val="19"/>
+          <w:sz w:val="22"/>
           <w:szCs w:val="19"/>
         </w:rPr>
         <w:t xml:space="preserve">Lesson 9-4  ·  Session 1  ·  Prerequisite Practice B  ·  Skill 2 of 2</w:t>
@@ -2050,8 +2060,9 @@
     </w:p>
     <w:p>
       <w:pPr>
+        <w:pStyle w:val="Heading1"/>
         <w:keepNext/>
-        <w:spacing w:before="0" w:after="10" w:line="240" w:lineRule="auto"/>
+        <w:spacing w:before="0" w:after="8" w:line="240" w:lineRule="auto"/>
       </w:pPr>
       <w:r>
         <w:rPr>
@@ -2069,13 +2080,13 @@
         <w:pBdr>
           <w:bottom w:val="single" w:sz="4" w:space="5" w:color="C9CDD2"/>
         </w:pBdr>
-        <w:spacing w:before="0" w:after="60" w:line="264" w:lineRule="auto"/>
+        <w:spacing w:before="0" w:after="51" w:line="252" w:lineRule="auto"/>
       </w:pPr>
       <w:r>
         <w:rPr>
           <w:rFonts w:ascii="Avenir Next" w:hAnsi="Avenir Next" w:cs="Avenir Next" w:eastAsia="Avenir Next"/>
           <w:color w:val="5A5F66"/>
-          <w:sz w:val="17"/>
+          <w:sz w:val="22"/>
           <w:szCs w:val="17"/>
         </w:rPr>
         <w:t xml:space="preserve">Builds on Lesson 9-3 Session 2 · 6.EE.C.9</w:t>
@@ -2118,7 +2129,8 @@
           </w:tcPr>
           <w:p>
             <w:pPr>
-              <w:spacing w:before="0" w:after="0" w:line="252" w:lineRule="auto"/>
+              <w:pStyle w:val="Heading2"/>
+              <w:spacing w:before="0" w:after="0" w:line="246" w:lineRule="auto"/>
             </w:pPr>
             <w:r>
               <w:rPr>
@@ -2141,13 +2153,13 @@
           </w:tcPr>
           <w:p>
             <w:pPr>
-              <w:spacing w:before="0" w:after="0" w:line="264" w:lineRule="auto"/>
+              <w:spacing w:before="0" w:after="0" w:line="252" w:lineRule="auto"/>
             </w:pPr>
             <w:r>
               <w:rPr>
                 <w:rFonts w:ascii="Avenir Next" w:hAnsi="Avenir Next" w:cs="Avenir Next" w:eastAsia="Avenir Next"/>
                 <w:color w:val="1A1A1A"/>
-                <w:sz w:val="20"/>
+                <w:sz w:val="22"/>
                 <w:szCs w:val="20"/>
               </w:rPr>
               <w:t xml:space="preserve">You will write </w:t>
@@ -2157,7 +2169,7 @@
                 <w:rFonts w:ascii="Avenir Next" w:hAnsi="Avenir Next" w:cs="Avenir Next" w:eastAsia="Avenir Next"/>
                 <w:i/>
                 <w:color w:val="1A1A1A"/>
-                <w:sz w:val="20"/>
+                <w:sz w:val="22"/>
                 <w:szCs w:val="20"/>
               </w:rPr>
               <w:t xml:space="preserve">c</w:t>
@@ -2166,7 +2178,7 @@
               <w:rPr>
                 <w:rFonts w:ascii="Avenir Next" w:hAnsi="Avenir Next" w:cs="Avenir Next" w:eastAsia="Avenir Next"/>
                 <w:color w:val="1A1A1A"/>
-                <w:sz w:val="20"/>
+                <w:sz w:val="22"/>
                 <w:szCs w:val="20"/>
               </w:rPr>
               <w:t xml:space="preserve"> = 24</w:t>
@@ -2176,7 +2188,7 @@
                 <w:rFonts w:ascii="Avenir Next" w:hAnsi="Avenir Next" w:cs="Avenir Next" w:eastAsia="Avenir Next"/>
                 <w:i/>
                 <w:color w:val="1A1A1A"/>
-                <w:sz w:val="20"/>
+                <w:sz w:val="22"/>
                 <w:szCs w:val="20"/>
               </w:rPr>
               <w:t xml:space="preserve">t</w:t>
@@ -2185,7 +2197,7 @@
               <w:rPr>
                 <w:rFonts w:ascii="Avenir Next" w:hAnsi="Avenir Next" w:cs="Avenir Next" w:eastAsia="Avenir Next"/>
                 <w:color w:val="1A1A1A"/>
-                <w:sz w:val="20"/>
+                <w:sz w:val="22"/>
                 <w:szCs w:val="20"/>
               </w:rPr>
               <w:t xml:space="preserve"> for 24 cookies on every tray.</w:t>
@@ -2205,7 +2217,8 @@
           </w:tcPr>
           <w:p>
             <w:pPr>
-              <w:spacing w:before="0" w:after="0" w:line="252" w:lineRule="auto"/>
+              <w:pStyle w:val="Heading2"/>
+              <w:spacing w:before="0" w:after="0" w:line="246" w:lineRule="auto"/>
             </w:pPr>
             <w:r>
               <w:rPr>
@@ -2228,13 +2241,13 @@
           </w:tcPr>
           <w:p>
             <w:pPr>
-              <w:spacing w:before="0" w:after="0" w:line="264" w:lineRule="auto"/>
+              <w:spacing w:before="0" w:after="0" w:line="252" w:lineRule="auto"/>
             </w:pPr>
             <w:r>
               <w:rPr>
                 <w:rFonts w:ascii="Avenir Next" w:hAnsi="Avenir Next" w:cs="Avenir Next" w:eastAsia="Avenir Next"/>
                 <w:color w:val="1A1A1A"/>
-                <w:sz w:val="20"/>
+                <w:sz w:val="22"/>
                 <w:szCs w:val="20"/>
               </w:rPr>
               <w:t xml:space="preserve">Turn a rate like “18 candles every hour” into </w:t>
@@ -2244,7 +2257,7 @@
                 <w:rFonts w:ascii="Avenir Next" w:hAnsi="Avenir Next" w:cs="Avenir Next" w:eastAsia="Avenir Next"/>
                 <w:i/>
                 <w:color w:val="1A1A1A"/>
-                <w:sz w:val="20"/>
+                <w:sz w:val="22"/>
                 <w:szCs w:val="20"/>
               </w:rPr>
               <w:t xml:space="preserve">y</w:t>
@@ -2253,7 +2266,7 @@
               <w:rPr>
                 <w:rFonts w:ascii="Avenir Next" w:hAnsi="Avenir Next" w:cs="Avenir Next" w:eastAsia="Avenir Next"/>
                 <w:color w:val="1A1A1A"/>
-                <w:sz w:val="20"/>
+                <w:sz w:val="22"/>
                 <w:szCs w:val="20"/>
               </w:rPr>
               <w:t xml:space="preserve"> = 18</w:t>
@@ -2263,7 +2276,7 @@
                 <w:rFonts w:ascii="Avenir Next" w:hAnsi="Avenir Next" w:cs="Avenir Next" w:eastAsia="Avenir Next"/>
                 <w:i/>
                 <w:color w:val="1A1A1A"/>
-                <w:sz w:val="20"/>
+                <w:sz w:val="22"/>
                 <w:szCs w:val="20"/>
               </w:rPr>
               <w:t xml:space="preserve">x</w:t>
@@ -2272,7 +2285,7 @@
               <w:rPr>
                 <w:rFonts w:ascii="Avenir Next" w:hAnsi="Avenir Next" w:cs="Avenir Next" w:eastAsia="Avenir Next"/>
                 <w:color w:val="1A1A1A"/>
-                <w:sz w:val="20"/>
+                <w:sz w:val="22"/>
                 <w:szCs w:val="20"/>
               </w:rPr>
               <w:t xml:space="preserve">.  </w:t>
@@ -2282,7 +2295,7 @@
                 <w:rFonts w:ascii="Avenir Next" w:hAnsi="Avenir Next" w:cs="Avenir Next" w:eastAsia="Avenir Next"/>
                 <w:b/>
                 <w:color w:val="1A1A1A"/>
-                <w:sz w:val="20"/>
+                <w:sz w:val="22"/>
                 <w:szCs w:val="20"/>
               </w:rPr>
               <w:t xml:space="preserve">You will use it in Practice Form A, problems 2, 3, and 4.</w:t>
@@ -2293,6 +2306,7 @@
     </w:tbl>
     <w:p>
       <w:pPr>
+        <w:pStyle w:val="Heading2"/>
         <w:keepNext/>
         <w:pBdr>
           <w:bottom w:val="single" w:sz="8" w:space="3" w:color="003A70"/>
@@ -2300,7 +2314,7 @@
         <w:tabs>
           <w:tab w:val="right" w:pos="9504"/>
         </w:tabs>
-        <w:spacing w:before="50" w:after="36" w:line="240" w:lineRule="auto"/>
+        <w:spacing w:before="42" w:after="31" w:line="240" w:lineRule="auto"/>
       </w:pPr>
       <w:r>
         <w:rPr>
@@ -2308,7 +2322,7 @@
           <w:b/>
           <w:color w:val="003A70"/>
           <w:spacing w:val="14"/>
-          <w:sz w:val="19"/>
+          <w:sz w:val="22"/>
           <w:szCs w:val="19"/>
         </w:rPr>
         <w:t xml:space="preserve">STEPS TO FOLLOW</w:t>
@@ -2327,7 +2341,7 @@
           <w:rFonts w:ascii="Avenir Next" w:hAnsi="Avenir Next" w:cs="Avenir Next" w:eastAsia="Avenir Next"/>
           <w:i/>
           <w:color w:val="5A5F66"/>
-          <w:sz w:val="17"/>
+          <w:sz w:val="22"/>
           <w:szCs w:val="17"/>
         </w:rPr>
         <w:t xml:space="preserve">use these same steps on every problem</w:t>
@@ -2369,6 +2383,7 @@
           </w:tcPr>
           <w:p>
             <w:pPr>
+              <w:pStyle w:val="Heading1"/>
               <w:spacing w:before="0" w:after="0" w:line="240" w:lineRule="auto"/>
               <w:jc w:val="center"/>
             </w:pPr>
@@ -2391,13 +2406,13 @@
           </w:tcPr>
           <w:p>
             <w:pPr>
-              <w:spacing w:before="0" w:after="0" w:line="264" w:lineRule="auto"/>
+              <w:spacing w:before="0" w:after="0" w:line="252" w:lineRule="auto"/>
             </w:pPr>
             <w:r>
               <w:rPr>
                 <w:rFonts w:ascii="Avenir Next" w:hAnsi="Avenir Next" w:cs="Avenir Next" w:eastAsia="Avenir Next"/>
                 <w:color w:val="1A1A1A"/>
-                <w:sz w:val="21"/>
+                <w:sz w:val="22"/>
                 <w:szCs w:val="21"/>
               </w:rPr>
               <w:t xml:space="preserve">Find the </w:t>
@@ -2407,7 +2422,7 @@
                 <w:rFonts w:ascii="Avenir Next" w:hAnsi="Avenir Next" w:cs="Avenir Next" w:eastAsia="Avenir Next"/>
                 <w:b/>
                 <w:color w:val="1A1A1A"/>
-                <w:sz w:val="21"/>
+                <w:sz w:val="22"/>
                 <w:szCs w:val="21"/>
               </w:rPr>
               <w:t xml:space="preserve">rate</w:t>
@@ -2416,7 +2431,7 @@
               <w:rPr>
                 <w:rFonts w:ascii="Avenir Next" w:hAnsi="Avenir Next" w:cs="Avenir Next" w:eastAsia="Avenir Next"/>
                 <w:color w:val="1A1A1A"/>
-                <w:sz w:val="21"/>
+                <w:sz w:val="22"/>
                 <w:szCs w:val="21"/>
               </w:rPr>
               <w:t xml:space="preserve">: the amount for each one.</w:t>
@@ -2435,6 +2450,7 @@
           </w:tcPr>
           <w:p>
             <w:pPr>
+              <w:pStyle w:val="Heading1"/>
               <w:spacing w:before="0" w:after="0" w:line="240" w:lineRule="auto"/>
               <w:jc w:val="center"/>
             </w:pPr>
@@ -2457,13 +2473,13 @@
           </w:tcPr>
           <w:p>
             <w:pPr>
-              <w:spacing w:before="0" w:after="0" w:line="264" w:lineRule="auto"/>
+              <w:spacing w:before="0" w:after="0" w:line="252" w:lineRule="auto"/>
             </w:pPr>
             <w:r>
               <w:rPr>
                 <w:rFonts w:ascii="Avenir Next" w:hAnsi="Avenir Next" w:cs="Avenir Next" w:eastAsia="Avenir Next"/>
                 <w:color w:val="1A1A1A"/>
-                <w:sz w:val="21"/>
+                <w:sz w:val="22"/>
                 <w:szCs w:val="21"/>
               </w:rPr>
               <w:t xml:space="preserve">Write the </w:t>
@@ -2473,7 +2489,7 @@
                 <w:rFonts w:ascii="Avenir Next" w:hAnsi="Avenir Next" w:cs="Avenir Next" w:eastAsia="Avenir Next"/>
                 <w:b/>
                 <w:color w:val="1A1A1A"/>
-                <w:sz w:val="21"/>
+                <w:sz w:val="22"/>
                 <w:szCs w:val="21"/>
               </w:rPr>
               <w:t xml:space="preserve">output</w:t>
@@ -2482,7 +2498,7 @@
               <w:rPr>
                 <w:rFonts w:ascii="Avenir Next" w:hAnsi="Avenir Next" w:cs="Avenir Next" w:eastAsia="Avenir Next"/>
                 <w:color w:val="1A1A1A"/>
-                <w:sz w:val="21"/>
+                <w:sz w:val="22"/>
                 <w:szCs w:val="21"/>
               </w:rPr>
               <w:t xml:space="preserve"> letter, then =.</w:t>
@@ -2501,6 +2517,7 @@
           </w:tcPr>
           <w:p>
             <w:pPr>
+              <w:pStyle w:val="Heading1"/>
               <w:spacing w:before="0" w:after="0" w:line="240" w:lineRule="auto"/>
               <w:jc w:val="center"/>
             </w:pPr>
@@ -2523,13 +2540,13 @@
           </w:tcPr>
           <w:p>
             <w:pPr>
-              <w:spacing w:before="0" w:after="0" w:line="264" w:lineRule="auto"/>
+              <w:spacing w:before="0" w:after="0" w:line="252" w:lineRule="auto"/>
             </w:pPr>
             <w:r>
               <w:rPr>
                 <w:rFonts w:ascii="Avenir Next" w:hAnsi="Avenir Next" w:cs="Avenir Next" w:eastAsia="Avenir Next"/>
                 <w:color w:val="1A1A1A"/>
-                <w:sz w:val="21"/>
+                <w:sz w:val="22"/>
                 <w:szCs w:val="21"/>
               </w:rPr>
               <w:t xml:space="preserve">Write the rate </w:t>
@@ -2539,7 +2556,7 @@
                 <w:rFonts w:ascii="Avenir Next" w:hAnsi="Avenir Next" w:cs="Avenir Next" w:eastAsia="Avenir Next"/>
                 <w:b/>
                 <w:color w:val="1A1A1A"/>
-                <w:sz w:val="21"/>
+                <w:sz w:val="22"/>
                 <w:szCs w:val="21"/>
               </w:rPr>
               <w:t xml:space="preserve">times</w:t>
@@ -2548,7 +2565,7 @@
               <w:rPr>
                 <w:rFonts w:ascii="Avenir Next" w:hAnsi="Avenir Next" w:cs="Avenir Next" w:eastAsia="Avenir Next"/>
                 <w:color w:val="1A1A1A"/>
-                <w:sz w:val="21"/>
+                <w:sz w:val="22"/>
                 <w:szCs w:val="21"/>
               </w:rPr>
               <w:t xml:space="preserve"> the input letter.</w:t>
@@ -2559,6 +2576,7 @@
     </w:tbl>
     <w:p>
       <w:pPr>
+        <w:pStyle w:val="Heading2"/>
         <w:keepNext/>
         <w:pBdr>
           <w:bottom w:val="single" w:sz="8" w:space="3" w:color="003A70"/>
@@ -2566,7 +2584,7 @@
         <w:tabs>
           <w:tab w:val="right" w:pos="9504"/>
         </w:tabs>
-        <w:spacing w:before="50" w:after="36" w:line="240" w:lineRule="auto"/>
+        <w:spacing w:before="42" w:after="31" w:line="240" w:lineRule="auto"/>
       </w:pPr>
       <w:r>
         <w:rPr>
@@ -2574,7 +2592,7 @@
           <w:b/>
           <w:color w:val="003A70"/>
           <w:spacing w:val="14"/>
-          <w:sz w:val="19"/>
+          <w:sz w:val="22"/>
           <w:szCs w:val="19"/>
         </w:rPr>
         <w:t xml:space="preserve">WATCH ME</w:t>
@@ -2593,7 +2611,7 @@
           <w:rFonts w:ascii="Avenir Next" w:hAnsi="Avenir Next" w:cs="Avenir Next" w:eastAsia="Avenir Next"/>
           <w:i/>
           <w:color w:val="5A5F66"/>
-          <w:sz w:val="17"/>
+          <w:sz w:val="22"/>
           <w:szCs w:val="17"/>
         </w:rPr>
         <w:t xml:space="preserve">the steps in action</w:t>
@@ -2601,14 +2619,14 @@
     </w:p>
     <w:p>
       <w:pPr>
-        <w:spacing w:before="0" w:after="40" w:line="264" w:lineRule="auto"/>
-      </w:pPr>
-      <w:r>
-        <w:rPr>
-          <w:rFonts w:ascii="Avenir Next" w:hAnsi="Avenir Next" w:cs="Avenir Next" w:eastAsia="Avenir Next"/>
-          <w:b/>
-          <w:color w:val="1A1A1A"/>
-          <w:sz w:val="21"/>
+        <w:spacing w:before="0" w:after="34" w:line="252" w:lineRule="auto"/>
+      </w:pPr>
+      <w:r>
+        <w:rPr>
+          <w:rFonts w:ascii="Avenir Next" w:hAnsi="Avenir Next" w:cs="Avenir Next" w:eastAsia="Avenir Next"/>
+          <w:b/>
+          <w:color w:val="1A1A1A"/>
+          <w:sz w:val="22"/>
           <w:szCs w:val="21"/>
         </w:rPr>
         <w:t xml:space="preserve">$9 for each ticket. Use </w:t>
@@ -2619,7 +2637,7 @@
           <w:b/>
           <w:i/>
           <w:color w:val="1A1A1A"/>
-          <w:sz w:val="21"/>
+          <w:sz w:val="22"/>
           <w:szCs w:val="21"/>
         </w:rPr>
         <w:t xml:space="preserve">x</w:t>
@@ -2629,7 +2647,7 @@
           <w:rFonts w:ascii="Avenir Next" w:hAnsi="Avenir Next" w:cs="Avenir Next" w:eastAsia="Avenir Next"/>
           <w:b/>
           <w:color w:val="1A1A1A"/>
-          <w:sz w:val="21"/>
+          <w:sz w:val="22"/>
           <w:szCs w:val="21"/>
         </w:rPr>
         <w:t xml:space="preserve"> for tickets and </w:t>
@@ -2640,7 +2658,7 @@
           <w:b/>
           <w:i/>
           <w:color w:val="1A1A1A"/>
-          <w:sz w:val="21"/>
+          <w:sz w:val="22"/>
           <w:szCs w:val="21"/>
         </w:rPr>
         <w:t xml:space="preserve">y</w:t>
@@ -2650,7 +2668,7 @@
           <w:rFonts w:ascii="Avenir Next" w:hAnsi="Avenir Next" w:cs="Avenir Next" w:eastAsia="Avenir Next"/>
           <w:b/>
           <w:color w:val="1A1A1A"/>
-          <w:sz w:val="21"/>
+          <w:sz w:val="22"/>
           <w:szCs w:val="21"/>
         </w:rPr>
         <w:t xml:space="preserve"> for dollars.</w:t>
@@ -2661,7 +2679,7 @@
         <w:tabs>
           <w:tab w:val="left" w:pos="950"/>
         </w:tabs>
-        <w:spacing w:before="0" w:after="24" w:line="256" w:lineRule="auto"/>
+        <w:spacing w:before="0" w:after="20" w:line="248" w:lineRule="auto"/>
         <w:ind w:left="950" w:hanging="950"/>
       </w:pPr>
       <w:r>
@@ -2669,25 +2687,25 @@
           <w:rFonts w:ascii="Avenir Next" w:hAnsi="Avenir Next" w:cs="Avenir Next" w:eastAsia="Avenir Next"/>
           <w:b/>
           <w:color w:val="003A70"/>
+          <w:sz w:val="22"/>
+          <w:szCs w:val="19"/>
+        </w:rPr>
+        <w:t xml:space="preserve">Step 1</w:t>
+      </w:r>
+      <w:r>
+        <w:rPr>
+          <w:rFonts w:ascii="Avenir Next" w:hAnsi="Avenir Next" w:cs="Avenir Next" w:eastAsia="Avenir Next"/>
+          <w:color w:val="1A1A1A"/>
           <w:sz w:val="19"/>
           <w:szCs w:val="19"/>
         </w:rPr>
-        <w:t xml:space="preserve">Step 1</w:t>
-      </w:r>
-      <w:r>
-        <w:rPr>
-          <w:rFonts w:ascii="Avenir Next" w:hAnsi="Avenir Next" w:cs="Avenir Next" w:eastAsia="Avenir Next"/>
-          <w:color w:val="1A1A1A"/>
-          <w:sz w:val="19"/>
-          <w:szCs w:val="19"/>
-        </w:rPr>
         <w:tab/>
       </w:r>
       <w:r>
         <w:rPr>
           <w:rFonts w:ascii="Avenir Next" w:hAnsi="Avenir Next" w:cs="Avenir Next" w:eastAsia="Avenir Next"/>
           <w:color w:val="1A1A1A"/>
-          <w:sz w:val="21"/>
+          <w:sz w:val="22"/>
           <w:szCs w:val="21"/>
         </w:rPr>
         <w:t xml:space="preserve">Rate: $9 per ticket.</w:t>
@@ -2698,7 +2716,7 @@
         <w:tabs>
           <w:tab w:val="left" w:pos="950"/>
         </w:tabs>
-        <w:spacing w:before="0" w:after="24" w:line="256" w:lineRule="auto"/>
+        <w:spacing w:before="0" w:after="20" w:line="248" w:lineRule="auto"/>
         <w:ind w:left="950" w:hanging="950"/>
       </w:pPr>
       <w:r>
@@ -2706,18 +2724,18 @@
           <w:rFonts w:ascii="Avenir Next" w:hAnsi="Avenir Next" w:cs="Avenir Next" w:eastAsia="Avenir Next"/>
           <w:b/>
           <w:color w:val="003A70"/>
+          <w:sz w:val="22"/>
+          <w:szCs w:val="19"/>
+        </w:rPr>
+        <w:t xml:space="preserve">Step 2</w:t>
+      </w:r>
+      <w:r>
+        <w:rPr>
+          <w:rFonts w:ascii="Avenir Next" w:hAnsi="Avenir Next" w:cs="Avenir Next" w:eastAsia="Avenir Next"/>
+          <w:color w:val="1A1A1A"/>
           <w:sz w:val="19"/>
           <w:szCs w:val="19"/>
         </w:rPr>
-        <w:t xml:space="preserve">Step 2</w:t>
-      </w:r>
-      <w:r>
-        <w:rPr>
-          <w:rFonts w:ascii="Avenir Next" w:hAnsi="Avenir Next" w:cs="Avenir Next" w:eastAsia="Avenir Next"/>
-          <w:color w:val="1A1A1A"/>
-          <w:sz w:val="19"/>
-          <w:szCs w:val="19"/>
-        </w:rPr>
         <w:tab/>
       </w:r>
       <w:r>
@@ -2725,7 +2743,7 @@
           <w:rFonts w:ascii="Avenir Next" w:hAnsi="Avenir Next" w:cs="Avenir Next" w:eastAsia="Avenir Next"/>
           <w:i/>
           <w:color w:val="1A1A1A"/>
-          <w:sz w:val="21"/>
+          <w:sz w:val="22"/>
           <w:szCs w:val="21"/>
         </w:rPr>
         <w:t xml:space="preserve">y</w:t>
@@ -2734,7 +2752,7 @@
         <w:rPr>
           <w:rFonts w:ascii="Avenir Next" w:hAnsi="Avenir Next" w:cs="Avenir Next" w:eastAsia="Avenir Next"/>
           <w:color w:val="1A1A1A"/>
-          <w:sz w:val="21"/>
+          <w:sz w:val="22"/>
           <w:szCs w:val="21"/>
         </w:rPr>
         <w:t xml:space="preserve"> =</w:t>
@@ -2745,7 +2763,7 @@
         <w:tabs>
           <w:tab w:val="left" w:pos="950"/>
         </w:tabs>
-        <w:spacing w:before="0" w:after="24" w:line="256" w:lineRule="auto"/>
+        <w:spacing w:before="0" w:after="20" w:line="248" w:lineRule="auto"/>
         <w:ind w:left="950" w:hanging="950"/>
       </w:pPr>
       <w:r>
@@ -2753,18 +2771,18 @@
           <w:rFonts w:ascii="Avenir Next" w:hAnsi="Avenir Next" w:cs="Avenir Next" w:eastAsia="Avenir Next"/>
           <w:b/>
           <w:color w:val="003A70"/>
+          <w:sz w:val="22"/>
+          <w:szCs w:val="19"/>
+        </w:rPr>
+        <w:t xml:space="preserve">Step 3</w:t>
+      </w:r>
+      <w:r>
+        <w:rPr>
+          <w:rFonts w:ascii="Avenir Next" w:hAnsi="Avenir Next" w:cs="Avenir Next" w:eastAsia="Avenir Next"/>
+          <w:color w:val="1A1A1A"/>
           <w:sz w:val="19"/>
           <w:szCs w:val="19"/>
         </w:rPr>
-        <w:t xml:space="preserve">Step 3</w:t>
-      </w:r>
-      <w:r>
-        <w:rPr>
-          <w:rFonts w:ascii="Avenir Next" w:hAnsi="Avenir Next" w:cs="Avenir Next" w:eastAsia="Avenir Next"/>
-          <w:color w:val="1A1A1A"/>
-          <w:sz w:val="19"/>
-          <w:szCs w:val="19"/>
-        </w:rPr>
         <w:tab/>
       </w:r>
       <w:r>
@@ -2772,7 +2790,7 @@
           <w:rFonts w:ascii="Avenir Next" w:hAnsi="Avenir Next" w:cs="Avenir Next" w:eastAsia="Avenir Next"/>
           <w:i/>
           <w:color w:val="1A1A1A"/>
-          <w:sz w:val="21"/>
+          <w:sz w:val="22"/>
           <w:szCs w:val="21"/>
         </w:rPr>
         <w:t xml:space="preserve">y</w:t>
@@ -2781,7 +2799,7 @@
         <w:rPr>
           <w:rFonts w:ascii="Avenir Next" w:hAnsi="Avenir Next" w:cs="Avenir Next" w:eastAsia="Avenir Next"/>
           <w:color w:val="1A1A1A"/>
-          <w:sz w:val="21"/>
+          <w:sz w:val="22"/>
           <w:szCs w:val="21"/>
         </w:rPr>
         <w:t xml:space="preserve"> = 9</w:t>
@@ -2791,7 +2809,7 @@
           <w:rFonts w:ascii="Avenir Next" w:hAnsi="Avenir Next" w:cs="Avenir Next" w:eastAsia="Avenir Next"/>
           <w:i/>
           <w:color w:val="1A1A1A"/>
-          <w:sz w:val="21"/>
+          <w:sz w:val="22"/>
           <w:szCs w:val="21"/>
         </w:rPr>
         <w:t xml:space="preserve">x</w:t>
@@ -2802,7 +2820,7 @@
         <w:tabs>
           <w:tab w:val="left" w:pos="950"/>
         </w:tabs>
-        <w:spacing w:before="20" w:after="0" w:line="256" w:lineRule="auto"/>
+        <w:spacing w:before="17" w:after="0" w:line="248" w:lineRule="auto"/>
         <w:ind w:left="950" w:hanging="950"/>
       </w:pPr>
       <w:r>
@@ -2810,18 +2828,18 @@
           <w:rFonts w:ascii="Avenir Next" w:hAnsi="Avenir Next" w:cs="Avenir Next" w:eastAsia="Avenir Next"/>
           <w:b/>
           <w:color w:val="1A1A1A"/>
+          <w:sz w:val="22"/>
+          <w:szCs w:val="21"/>
+        </w:rPr>
+        <w:t xml:space="preserve">Answer</w:t>
+      </w:r>
+      <w:r>
+        <w:rPr>
+          <w:rFonts w:ascii="Avenir Next" w:hAnsi="Avenir Next" w:cs="Avenir Next" w:eastAsia="Avenir Next"/>
+          <w:color w:val="1A1A1A"/>
           <w:sz w:val="21"/>
           <w:szCs w:val="21"/>
         </w:rPr>
-        <w:t xml:space="preserve">Answer</w:t>
-      </w:r>
-      <w:r>
-        <w:rPr>
-          <w:rFonts w:ascii="Avenir Next" w:hAnsi="Avenir Next" w:cs="Avenir Next" w:eastAsia="Avenir Next"/>
-          <w:color w:val="1A1A1A"/>
-          <w:sz w:val="21"/>
-          <w:szCs w:val="21"/>
-        </w:rPr>
         <w:tab/>
       </w:r>
       <w:r>
@@ -2830,7 +2848,7 @@
           <w:b/>
           <w:i/>
           <w:color w:val="1A1A1A"/>
-          <w:sz w:val="21"/>
+          <w:sz w:val="22"/>
           <w:szCs w:val="21"/>
         </w:rPr>
         <w:t xml:space="preserve">y</w:t>
@@ -2840,7 +2858,7 @@
           <w:rFonts w:ascii="Avenir Next" w:hAnsi="Avenir Next" w:cs="Avenir Next" w:eastAsia="Avenir Next"/>
           <w:b/>
           <w:color w:val="1A1A1A"/>
-          <w:sz w:val="21"/>
+          <w:sz w:val="22"/>
           <w:szCs w:val="21"/>
         </w:rPr>
         <w:t xml:space="preserve"> = 9</w:t>
@@ -2851,7 +2869,7 @@
           <w:b/>
           <w:i/>
           <w:color w:val="1A1A1A"/>
-          <w:sz w:val="21"/>
+          <w:sz w:val="22"/>
           <w:szCs w:val="21"/>
         </w:rPr>
         <w:t xml:space="preserve">x</w:t>
@@ -2859,6 +2877,7 @@
     </w:p>
     <w:p>
       <w:pPr>
+        <w:pStyle w:val="Heading2"/>
         <w:keepNext/>
         <w:pBdr>
           <w:bottom w:val="single" w:sz="8" w:space="3" w:color="003A70"/>
@@ -2866,7 +2885,7 @@
         <w:tabs>
           <w:tab w:val="right" w:pos="9504"/>
         </w:tabs>
-        <w:spacing w:before="50" w:after="36" w:line="240" w:lineRule="auto"/>
+        <w:spacing w:before="42" w:after="31" w:line="240" w:lineRule="auto"/>
       </w:pPr>
       <w:r>
         <w:rPr>
@@ -2874,7 +2893,7 @@
           <w:b/>
           <w:color w:val="003A70"/>
           <w:spacing w:val="14"/>
-          <w:sz w:val="19"/>
+          <w:sz w:val="22"/>
           <w:szCs w:val="19"/>
         </w:rPr>
         <w:t xml:space="preserve">TRY IT WITH HELP</w:t>
@@ -2893,7 +2912,7 @@
           <w:rFonts w:ascii="Avenir Next" w:hAnsi="Avenir Next" w:cs="Avenir Next" w:eastAsia="Avenir Next"/>
           <w:i/>
           <w:color w:val="5A5F66"/>
-          <w:sz w:val="17"/>
+          <w:sz w:val="22"/>
           <w:szCs w:val="17"/>
         </w:rPr>
         <w:t xml:space="preserve">fill in each step</w:t>
@@ -2905,7 +2924,7 @@
         <w:tabs>
           <w:tab w:val="left" w:pos="432"/>
         </w:tabs>
-        <w:spacing w:before="90" w:after="40" w:line="268" w:lineRule="auto"/>
+        <w:spacing w:before="76" w:after="34" w:line="254" w:lineRule="auto"/>
         <w:ind w:left="432" w:hanging="432"/>
       </w:pPr>
       <w:r>
@@ -2981,7 +3000,7 @@
         <w:tabs>
           <w:tab w:val="left" w:pos="1300"/>
         </w:tabs>
-        <w:spacing w:before="0" w:after="24" w:line="272" w:lineRule="auto"/>
+        <w:spacing w:before="0" w:after="20" w:line="256" w:lineRule="auto"/>
         <w:ind w:left="1300" w:hanging="868"/>
       </w:pPr>
       <w:r>
@@ -2989,35 +3008,35 @@
           <w:rFonts w:ascii="Avenir Next" w:hAnsi="Avenir Next" w:cs="Avenir Next" w:eastAsia="Avenir Next"/>
           <w:b/>
           <w:color w:val="003A70"/>
+          <w:sz w:val="22"/>
+          <w:szCs w:val="18"/>
+        </w:rPr>
+        <w:t xml:space="preserve">Step 1</w:t>
+      </w:r>
+      <w:r>
+        <w:rPr>
+          <w:rFonts w:ascii="Avenir Next" w:hAnsi="Avenir Next" w:cs="Avenir Next" w:eastAsia="Avenir Next"/>
+          <w:color w:val="1A1A1A"/>
           <w:sz w:val="18"/>
           <w:szCs w:val="18"/>
         </w:rPr>
-        <w:t xml:space="preserve">Step 1</w:t>
-      </w:r>
-      <w:r>
-        <w:rPr>
-          <w:rFonts w:ascii="Avenir Next" w:hAnsi="Avenir Next" w:cs="Avenir Next" w:eastAsia="Avenir Next"/>
-          <w:color w:val="1A1A1A"/>
-          <w:sz w:val="18"/>
-          <w:szCs w:val="18"/>
-        </w:rPr>
         <w:tab/>
       </w:r>
       <w:r>
         <w:rPr>
           <w:rFonts w:ascii="Avenir Next" w:hAnsi="Avenir Next" w:cs="Avenir Next" w:eastAsia="Avenir Next"/>
           <w:color w:val="1A1A1A"/>
+          <w:sz w:val="22"/>
+          <w:szCs w:val="21"/>
+        </w:rPr>
+        <w:t xml:space="preserve">Rate: </w:t>
+      </w:r>
+      <w:r>
+        <w:rPr>
+          <w:rFonts w:ascii="Avenir Next" w:hAnsi="Avenir Next" w:cs="Avenir Next" w:eastAsia="Avenir Next"/>
+          <w:color w:val="1A1A1A"/>
           <w:sz w:val="21"/>
           <w:szCs w:val="21"/>
-        </w:rPr>
-        <w:t xml:space="preserve">Rate: </w:t>
-      </w:r>
-      <w:r>
-        <w:rPr>
-          <w:rFonts w:ascii="Avenir Next" w:hAnsi="Avenir Next" w:cs="Avenir Next" w:eastAsia="Avenir Next"/>
-          <w:color w:val="1A1A1A"/>
-          <w:sz w:val="21"/>
-          <w:szCs w:val="21"/>
           <w:u w:val="single"/>
         </w:rPr>
         <w:t xml:space="preserve">                </w:t>
@@ -3026,7 +3045,7 @@
         <w:rPr>
           <w:rFonts w:ascii="Avenir Next" w:hAnsi="Avenir Next" w:cs="Avenir Next" w:eastAsia="Avenir Next"/>
           <w:color w:val="1A1A1A"/>
-          <w:sz w:val="21"/>
+          <w:sz w:val="22"/>
           <w:szCs w:val="21"/>
         </w:rPr>
         <w:t xml:space="preserve"> eggs per carton.</w:t>
@@ -3038,7 +3057,7 @@
         <w:tabs>
           <w:tab w:val="left" w:pos="1300"/>
         </w:tabs>
-        <w:spacing w:before="0" w:after="24" w:line="272" w:lineRule="auto"/>
+        <w:spacing w:before="0" w:after="20" w:line="256" w:lineRule="auto"/>
         <w:ind w:left="1300" w:hanging="868"/>
       </w:pPr>
       <w:r>
@@ -3046,35 +3065,35 @@
           <w:rFonts w:ascii="Avenir Next" w:hAnsi="Avenir Next" w:cs="Avenir Next" w:eastAsia="Avenir Next"/>
           <w:b/>
           <w:color w:val="003A70"/>
+          <w:sz w:val="22"/>
+          <w:szCs w:val="18"/>
+        </w:rPr>
+        <w:t xml:space="preserve">Step 2</w:t>
+      </w:r>
+      <w:r>
+        <w:rPr>
+          <w:rFonts w:ascii="Avenir Next" w:hAnsi="Avenir Next" w:cs="Avenir Next" w:eastAsia="Avenir Next"/>
+          <w:color w:val="1A1A1A"/>
           <w:sz w:val="18"/>
           <w:szCs w:val="18"/>
         </w:rPr>
-        <w:t xml:space="preserve">Step 2</w:t>
-      </w:r>
-      <w:r>
-        <w:rPr>
-          <w:rFonts w:ascii="Avenir Next" w:hAnsi="Avenir Next" w:cs="Avenir Next" w:eastAsia="Avenir Next"/>
-          <w:color w:val="1A1A1A"/>
-          <w:sz w:val="18"/>
-          <w:szCs w:val="18"/>
-        </w:rPr>
         <w:tab/>
       </w:r>
       <w:r>
         <w:rPr>
           <w:rFonts w:ascii="Avenir Next" w:hAnsi="Avenir Next" w:cs="Avenir Next" w:eastAsia="Avenir Next"/>
           <w:color w:val="1A1A1A"/>
+          <w:sz w:val="22"/>
+          <w:szCs w:val="21"/>
+        </w:rPr>
+        <w:t xml:space="preserve">Output letter: </w:t>
+      </w:r>
+      <w:r>
+        <w:rPr>
+          <w:rFonts w:ascii="Avenir Next" w:hAnsi="Avenir Next" w:cs="Avenir Next" w:eastAsia="Avenir Next"/>
+          <w:color w:val="1A1A1A"/>
           <w:sz w:val="21"/>
           <w:szCs w:val="21"/>
-        </w:rPr>
-        <w:t xml:space="preserve">Output letter: </w:t>
-      </w:r>
-      <w:r>
-        <w:rPr>
-          <w:rFonts w:ascii="Avenir Next" w:hAnsi="Avenir Next" w:cs="Avenir Next" w:eastAsia="Avenir Next"/>
-          <w:color w:val="1A1A1A"/>
-          <w:sz w:val="21"/>
-          <w:szCs w:val="21"/>
           <w:u w:val="single"/>
         </w:rPr>
         <w:t xml:space="preserve">                </w:t>
@@ -3083,7 +3102,7 @@
         <w:rPr>
           <w:rFonts w:ascii="Avenir Next" w:hAnsi="Avenir Next" w:cs="Avenir Next" w:eastAsia="Avenir Next"/>
           <w:color w:val="1A1A1A"/>
-          <w:sz w:val="21"/>
+          <w:sz w:val="22"/>
           <w:szCs w:val="21"/>
         </w:rPr>
         <w:t xml:space="preserve"> =</w:t>
@@ -3095,7 +3114,7 @@
         <w:tabs>
           <w:tab w:val="left" w:pos="1300"/>
         </w:tabs>
-        <w:spacing w:before="0" w:after="24" w:line="272" w:lineRule="auto"/>
+        <w:spacing w:before="0" w:after="20" w:line="256" w:lineRule="auto"/>
         <w:ind w:left="1300" w:hanging="868"/>
       </w:pPr>
       <w:r>
@@ -3103,25 +3122,25 @@
           <w:rFonts w:ascii="Avenir Next" w:hAnsi="Avenir Next" w:cs="Avenir Next" w:eastAsia="Avenir Next"/>
           <w:b/>
           <w:color w:val="003A70"/>
+          <w:sz w:val="22"/>
+          <w:szCs w:val="18"/>
+        </w:rPr>
+        <w:t xml:space="preserve">Step 3</w:t>
+      </w:r>
+      <w:r>
+        <w:rPr>
+          <w:rFonts w:ascii="Avenir Next" w:hAnsi="Avenir Next" w:cs="Avenir Next" w:eastAsia="Avenir Next"/>
+          <w:color w:val="1A1A1A"/>
           <w:sz w:val="18"/>
           <w:szCs w:val="18"/>
         </w:rPr>
-        <w:t xml:space="preserve">Step 3</w:t>
-      </w:r>
-      <w:r>
-        <w:rPr>
-          <w:rFonts w:ascii="Avenir Next" w:hAnsi="Avenir Next" w:cs="Avenir Next" w:eastAsia="Avenir Next"/>
-          <w:color w:val="1A1A1A"/>
-          <w:sz w:val="18"/>
-          <w:szCs w:val="18"/>
-        </w:rPr>
         <w:tab/>
       </w:r>
       <w:r>
         <w:rPr>
           <w:rFonts w:ascii="Avenir Next" w:hAnsi="Avenir Next" w:cs="Avenir Next" w:eastAsia="Avenir Next"/>
           <w:color w:val="1A1A1A"/>
-          <w:sz w:val="21"/>
+          <w:sz w:val="22"/>
           <w:szCs w:val="21"/>
         </w:rPr>
         <w:t xml:space="preserve">Equation: </w:t>
@@ -3131,7 +3150,7 @@
           <w:rFonts w:ascii="Avenir Next" w:hAnsi="Avenir Next" w:cs="Avenir Next" w:eastAsia="Avenir Next"/>
           <w:i/>
           <w:color w:val="1A1A1A"/>
-          <w:sz w:val="21"/>
+          <w:sz w:val="22"/>
           <w:szCs w:val="21"/>
         </w:rPr>
         <w:t xml:space="preserve">c</w:t>
@@ -3140,7 +3159,7 @@
         <w:rPr>
           <w:rFonts w:ascii="Avenir Next" w:hAnsi="Avenir Next" w:cs="Avenir Next" w:eastAsia="Avenir Next"/>
           <w:color w:val="1A1A1A"/>
-          <w:sz w:val="21"/>
+          <w:sz w:val="22"/>
           <w:szCs w:val="21"/>
         </w:rPr>
         <w:t xml:space="preserve"> = </w:t>
@@ -3167,7 +3186,7 @@
         <w:tabs>
           <w:tab w:val="left" w:pos="432"/>
         </w:tabs>
-        <w:spacing w:before="90" w:after="40" w:line="268" w:lineRule="auto"/>
+        <w:spacing w:before="76" w:after="34" w:line="254" w:lineRule="auto"/>
         <w:ind w:left="432" w:hanging="432"/>
       </w:pPr>
       <w:r>
@@ -3243,7 +3262,7 @@
         <w:tabs>
           <w:tab w:val="left" w:pos="1300"/>
         </w:tabs>
-        <w:spacing w:before="0" w:after="24" w:line="272" w:lineRule="auto"/>
+        <w:spacing w:before="0" w:after="20" w:line="256" w:lineRule="auto"/>
         <w:ind w:left="1300" w:hanging="868"/>
       </w:pPr>
       <w:r>
@@ -3251,35 +3270,35 @@
           <w:rFonts w:ascii="Avenir Next" w:hAnsi="Avenir Next" w:cs="Avenir Next" w:eastAsia="Avenir Next"/>
           <w:b/>
           <w:color w:val="003A70"/>
+          <w:sz w:val="22"/>
+          <w:szCs w:val="18"/>
+        </w:rPr>
+        <w:t xml:space="preserve">Step 1</w:t>
+      </w:r>
+      <w:r>
+        <w:rPr>
+          <w:rFonts w:ascii="Avenir Next" w:hAnsi="Avenir Next" w:cs="Avenir Next" w:eastAsia="Avenir Next"/>
+          <w:color w:val="1A1A1A"/>
           <w:sz w:val="18"/>
           <w:szCs w:val="18"/>
         </w:rPr>
-        <w:t xml:space="preserve">Step 1</w:t>
-      </w:r>
-      <w:r>
-        <w:rPr>
-          <w:rFonts w:ascii="Avenir Next" w:hAnsi="Avenir Next" w:cs="Avenir Next" w:eastAsia="Avenir Next"/>
-          <w:color w:val="1A1A1A"/>
-          <w:sz w:val="18"/>
-          <w:szCs w:val="18"/>
-        </w:rPr>
         <w:tab/>
       </w:r>
       <w:r>
         <w:rPr>
           <w:rFonts w:ascii="Avenir Next" w:hAnsi="Avenir Next" w:cs="Avenir Next" w:eastAsia="Avenir Next"/>
           <w:color w:val="1A1A1A"/>
+          <w:sz w:val="22"/>
+          <w:szCs w:val="21"/>
+        </w:rPr>
+        <w:t xml:space="preserve">Rate: </w:t>
+      </w:r>
+      <w:r>
+        <w:rPr>
+          <w:rFonts w:ascii="Avenir Next" w:hAnsi="Avenir Next" w:cs="Avenir Next" w:eastAsia="Avenir Next"/>
+          <w:color w:val="1A1A1A"/>
           <w:sz w:val="21"/>
           <w:szCs w:val="21"/>
-        </w:rPr>
-        <w:t xml:space="preserve">Rate: </w:t>
-      </w:r>
-      <w:r>
-        <w:rPr>
-          <w:rFonts w:ascii="Avenir Next" w:hAnsi="Avenir Next" w:cs="Avenir Next" w:eastAsia="Avenir Next"/>
-          <w:color w:val="1A1A1A"/>
-          <w:sz w:val="21"/>
-          <w:szCs w:val="21"/>
           <w:u w:val="single"/>
         </w:rPr>
         <w:t xml:space="preserve">                </w:t>
@@ -3288,7 +3307,7 @@
         <w:rPr>
           <w:rFonts w:ascii="Avenir Next" w:hAnsi="Avenir Next" w:cs="Avenir Next" w:eastAsia="Avenir Next"/>
           <w:color w:val="1A1A1A"/>
-          <w:sz w:val="21"/>
+          <w:sz w:val="22"/>
           <w:szCs w:val="21"/>
         </w:rPr>
         <w:t xml:space="preserve"> miles per hour.</w:t>
@@ -3300,7 +3319,7 @@
         <w:tabs>
           <w:tab w:val="left" w:pos="1300"/>
         </w:tabs>
-        <w:spacing w:before="0" w:after="24" w:line="272" w:lineRule="auto"/>
+        <w:spacing w:before="0" w:after="20" w:line="256" w:lineRule="auto"/>
         <w:ind w:left="1300" w:hanging="868"/>
       </w:pPr>
       <w:r>
@@ -3308,35 +3327,35 @@
           <w:rFonts w:ascii="Avenir Next" w:hAnsi="Avenir Next" w:cs="Avenir Next" w:eastAsia="Avenir Next"/>
           <w:b/>
           <w:color w:val="003A70"/>
+          <w:sz w:val="22"/>
+          <w:szCs w:val="18"/>
+        </w:rPr>
+        <w:t xml:space="preserve">Step 2</w:t>
+      </w:r>
+      <w:r>
+        <w:rPr>
+          <w:rFonts w:ascii="Avenir Next" w:hAnsi="Avenir Next" w:cs="Avenir Next" w:eastAsia="Avenir Next"/>
+          <w:color w:val="1A1A1A"/>
           <w:sz w:val="18"/>
           <w:szCs w:val="18"/>
         </w:rPr>
-        <w:t xml:space="preserve">Step 2</w:t>
-      </w:r>
-      <w:r>
-        <w:rPr>
-          <w:rFonts w:ascii="Avenir Next" w:hAnsi="Avenir Next" w:cs="Avenir Next" w:eastAsia="Avenir Next"/>
-          <w:color w:val="1A1A1A"/>
-          <w:sz w:val="18"/>
-          <w:szCs w:val="18"/>
-        </w:rPr>
         <w:tab/>
       </w:r>
       <w:r>
         <w:rPr>
           <w:rFonts w:ascii="Avenir Next" w:hAnsi="Avenir Next" w:cs="Avenir Next" w:eastAsia="Avenir Next"/>
           <w:color w:val="1A1A1A"/>
+          <w:sz w:val="22"/>
+          <w:szCs w:val="21"/>
+        </w:rPr>
+        <w:t xml:space="preserve">Output letter: </w:t>
+      </w:r>
+      <w:r>
+        <w:rPr>
+          <w:rFonts w:ascii="Avenir Next" w:hAnsi="Avenir Next" w:cs="Avenir Next" w:eastAsia="Avenir Next"/>
+          <w:color w:val="1A1A1A"/>
           <w:sz w:val="21"/>
           <w:szCs w:val="21"/>
-        </w:rPr>
-        <w:t xml:space="preserve">Output letter: </w:t>
-      </w:r>
-      <w:r>
-        <w:rPr>
-          <w:rFonts w:ascii="Avenir Next" w:hAnsi="Avenir Next" w:cs="Avenir Next" w:eastAsia="Avenir Next"/>
-          <w:color w:val="1A1A1A"/>
-          <w:sz w:val="21"/>
-          <w:szCs w:val="21"/>
           <w:u w:val="single"/>
         </w:rPr>
         <w:t xml:space="preserve">                </w:t>
@@ -3345,7 +3364,7 @@
         <w:rPr>
           <w:rFonts w:ascii="Avenir Next" w:hAnsi="Avenir Next" w:cs="Avenir Next" w:eastAsia="Avenir Next"/>
           <w:color w:val="1A1A1A"/>
-          <w:sz w:val="21"/>
+          <w:sz w:val="22"/>
           <w:szCs w:val="21"/>
         </w:rPr>
         <w:t xml:space="preserve"> =</w:t>
@@ -3357,7 +3376,7 @@
         <w:tabs>
           <w:tab w:val="left" w:pos="1300"/>
         </w:tabs>
-        <w:spacing w:before="0" w:after="24" w:line="272" w:lineRule="auto"/>
+        <w:spacing w:before="0" w:after="20" w:line="256" w:lineRule="auto"/>
         <w:ind w:left="1300" w:hanging="868"/>
       </w:pPr>
       <w:r>
@@ -3365,54 +3384,54 @@
           <w:rFonts w:ascii="Avenir Next" w:hAnsi="Avenir Next" w:cs="Avenir Next" w:eastAsia="Avenir Next"/>
           <w:b/>
           <w:color w:val="003A70"/>
+          <w:sz w:val="22"/>
+          <w:szCs w:val="18"/>
+        </w:rPr>
+        <w:t xml:space="preserve">Step 3</w:t>
+      </w:r>
+      <w:r>
+        <w:rPr>
+          <w:rFonts w:ascii="Avenir Next" w:hAnsi="Avenir Next" w:cs="Avenir Next" w:eastAsia="Avenir Next"/>
+          <w:color w:val="1A1A1A"/>
           <w:sz w:val="18"/>
           <w:szCs w:val="18"/>
         </w:rPr>
-        <w:t xml:space="preserve">Step 3</w:t>
-      </w:r>
-      <w:r>
-        <w:rPr>
-          <w:rFonts w:ascii="Avenir Next" w:hAnsi="Avenir Next" w:cs="Avenir Next" w:eastAsia="Avenir Next"/>
-          <w:color w:val="1A1A1A"/>
-          <w:sz w:val="18"/>
-          <w:szCs w:val="18"/>
-        </w:rPr>
         <w:tab/>
       </w:r>
       <w:r>
         <w:rPr>
           <w:rFonts w:ascii="Avenir Next" w:hAnsi="Avenir Next" w:cs="Avenir Next" w:eastAsia="Avenir Next"/>
           <w:color w:val="1A1A1A"/>
+          <w:sz w:val="22"/>
+          <w:szCs w:val="21"/>
+        </w:rPr>
+        <w:t xml:space="preserve">Equation: </w:t>
+      </w:r>
+      <w:r>
+        <w:rPr>
+          <w:rFonts w:ascii="Avenir Next" w:hAnsi="Avenir Next" w:cs="Avenir Next" w:eastAsia="Avenir Next"/>
+          <w:i/>
+          <w:color w:val="1A1A1A"/>
+          <w:sz w:val="22"/>
+          <w:szCs w:val="21"/>
+        </w:rPr>
+        <w:t xml:space="preserve">m</w:t>
+      </w:r>
+      <w:r>
+        <w:rPr>
+          <w:rFonts w:ascii="Avenir Next" w:hAnsi="Avenir Next" w:cs="Avenir Next" w:eastAsia="Avenir Next"/>
+          <w:color w:val="1A1A1A"/>
+          <w:sz w:val="22"/>
+          <w:szCs w:val="21"/>
+        </w:rPr>
+        <w:t xml:space="preserve"> = </w:t>
+      </w:r>
+      <w:r>
+        <w:rPr>
+          <w:rFonts w:ascii="Avenir Next" w:hAnsi="Avenir Next" w:cs="Avenir Next" w:eastAsia="Avenir Next"/>
+          <w:color w:val="1A1A1A"/>
           <w:sz w:val="21"/>
           <w:szCs w:val="21"/>
-        </w:rPr>
-        <w:t xml:space="preserve">Equation: </w:t>
-      </w:r>
-      <w:r>
-        <w:rPr>
-          <w:rFonts w:ascii="Avenir Next" w:hAnsi="Avenir Next" w:cs="Avenir Next" w:eastAsia="Avenir Next"/>
-          <w:i/>
-          <w:color w:val="1A1A1A"/>
-          <w:sz w:val="21"/>
-          <w:szCs w:val="21"/>
-        </w:rPr>
-        <w:t xml:space="preserve">m</w:t>
-      </w:r>
-      <w:r>
-        <w:rPr>
-          <w:rFonts w:ascii="Avenir Next" w:hAnsi="Avenir Next" w:cs="Avenir Next" w:eastAsia="Avenir Next"/>
-          <w:color w:val="1A1A1A"/>
-          <w:sz w:val="21"/>
-          <w:szCs w:val="21"/>
-        </w:rPr>
-        <w:t xml:space="preserve"> = </w:t>
-      </w:r>
-      <w:r>
-        <w:rPr>
-          <w:rFonts w:ascii="Avenir Next" w:hAnsi="Avenir Next" w:cs="Avenir Next" w:eastAsia="Avenir Next"/>
-          <w:color w:val="1A1A1A"/>
-          <w:sz w:val="21"/>
-          <w:szCs w:val="21"/>
           <w:u w:val="single"/>
         </w:rPr>
         <w:t xml:space="preserve">                </w:t>
@@ -3425,6 +3444,7 @@
     </w:p>
     <w:p>
       <w:pPr>
+        <w:pStyle w:val="Heading2"/>
         <w:keepNext/>
         <w:pBdr>
           <w:bottom w:val="single" w:sz="8" w:space="3" w:color="003A70"/>
@@ -3432,7 +3452,7 @@
         <w:tabs>
           <w:tab w:val="right" w:pos="9504"/>
         </w:tabs>
-        <w:spacing w:before="50" w:after="36" w:line="240" w:lineRule="auto"/>
+        <w:spacing w:before="42" w:after="31" w:line="240" w:lineRule="auto"/>
       </w:pPr>
       <w:r>
         <w:rPr>
@@ -3440,7 +3460,7 @@
           <w:b/>
           <w:color w:val="003A70"/>
           <w:spacing w:val="14"/>
-          <w:sz w:val="19"/>
+          <w:sz w:val="22"/>
           <w:szCs w:val="19"/>
         </w:rPr>
         <w:t xml:space="preserve">YOUR TURN</w:t>
@@ -3459,7 +3479,7 @@
           <w:rFonts w:ascii="Avenir Next" w:hAnsi="Avenir Next" w:cs="Avenir Next" w:eastAsia="Avenir Next"/>
           <w:i/>
           <w:color w:val="5A5F66"/>
-          <w:sz w:val="17"/>
+          <w:sz w:val="22"/>
           <w:szCs w:val="17"/>
         </w:rPr>
         <w:t xml:space="preserve">use the steps on your own</w:t>
@@ -3509,7 +3529,7 @@
               <w:tabs>
                 <w:tab w:val="left" w:pos="432"/>
               </w:tabs>
-              <w:spacing w:before="90" w:after="40" w:line="268" w:lineRule="auto"/>
+              <w:spacing w:before="76" w:after="34" w:line="254" w:lineRule="auto"/>
               <w:ind w:left="432" w:hanging="432"/>
             </w:pPr>
             <w:r>
@@ -3620,7 +3640,7 @@
                     <w:tabs>
                       <w:tab w:val="left" w:pos="340"/>
                     </w:tabs>
-                    <w:spacing w:before="0" w:after="0" w:line="276" w:lineRule="auto"/>
+                    <w:spacing w:before="0" w:after="0" w:line="258" w:lineRule="auto"/>
                     <w:ind w:left="340" w:hanging="340"/>
                   </w:pPr>
                   <w:r>
@@ -3682,7 +3702,7 @@
                     <w:tabs>
                       <w:tab w:val="left" w:pos="340"/>
                     </w:tabs>
-                    <w:spacing w:before="0" w:after="0" w:line="276" w:lineRule="auto"/>
+                    <w:spacing w:before="0" w:after="0" w:line="258" w:lineRule="auto"/>
                     <w:ind w:left="340" w:hanging="340"/>
                   </w:pPr>
                   <w:r>
@@ -3750,7 +3770,7 @@
                     <w:tabs>
                       <w:tab w:val="left" w:pos="340"/>
                     </w:tabs>
-                    <w:spacing w:before="0" w:after="0" w:line="276" w:lineRule="auto"/>
+                    <w:spacing w:before="0" w:after="0" w:line="258" w:lineRule="auto"/>
                     <w:ind w:left="340" w:hanging="340"/>
                   </w:pPr>
                   <w:r>
@@ -3812,7 +3832,7 @@
                     <w:tabs>
                       <w:tab w:val="left" w:pos="340"/>
                     </w:tabs>
-                    <w:spacing w:before="0" w:after="0" w:line="276" w:lineRule="auto"/>
+                    <w:spacing w:before="0" w:after="0" w:line="258" w:lineRule="auto"/>
                     <w:ind w:left="340" w:hanging="340"/>
                   </w:pPr>
                   <w:r>
@@ -3880,7 +3900,7 @@
                     <w:tabs>
                       <w:tab w:val="left" w:pos="340"/>
                     </w:tabs>
-                    <w:spacing w:before="0" w:after="0" w:line="276" w:lineRule="auto"/>
+                    <w:spacing w:before="0" w:after="0" w:line="258" w:lineRule="auto"/>
                     <w:ind w:left="340" w:hanging="340"/>
                   </w:pPr>
                   <w:r>
@@ -3942,7 +3962,7 @@
                     <w:tabs>
                       <w:tab w:val="left" w:pos="340"/>
                     </w:tabs>
-                    <w:spacing w:before="0" w:after="0" w:line="276" w:lineRule="auto"/>
+                    <w:spacing w:before="0" w:after="0" w:line="258" w:lineRule="auto"/>
                     <w:ind w:left="340" w:hanging="340"/>
                   </w:pPr>
                   <w:r>
@@ -4011,6 +4031,7 @@
     </w:p>
     <w:p>
       <w:pPr>
+        <w:pStyle w:val="Heading2"/>
         <w:keepNext/>
         <w:pBdr>
           <w:bottom w:val="single" w:sz="8" w:space="3" w:color="003A70"/>
@@ -4018,7 +4039,7 @@
         <w:tabs>
           <w:tab w:val="right" w:pos="9504"/>
         </w:tabs>
-        <w:spacing w:before="50" w:after="36" w:line="240" w:lineRule="auto"/>
+        <w:spacing w:before="42" w:after="31" w:line="240" w:lineRule="auto"/>
       </w:pPr>
       <w:r>
         <w:rPr>
@@ -4026,7 +4047,7 @@
           <w:b/>
           <w:color w:val="003A70"/>
           <w:spacing w:val="14"/>
-          <w:sz w:val="19"/>
+          <w:sz w:val="22"/>
           <w:szCs w:val="19"/>
         </w:rPr>
         <w:t xml:space="preserve">READY CHECK</w:t>
@@ -4045,7 +4066,7 @@
           <w:rFonts w:ascii="Avenir Next" w:hAnsi="Avenir Next" w:cs="Avenir Next" w:eastAsia="Avenir Next"/>
           <w:i/>
           <w:color w:val="5A5F66"/>
-          <w:sz w:val="17"/>
+          <w:sz w:val="22"/>
           <w:szCs w:val="17"/>
         </w:rPr>
         <w:t xml:space="preserve">a problem like the one in today’s lesson</w:t>
@@ -4095,7 +4116,7 @@
               <w:tabs>
                 <w:tab w:val="left" w:pos="432"/>
               </w:tabs>
-              <w:spacing w:before="90" w:after="40" w:line="268" w:lineRule="auto"/>
+              <w:spacing w:before="76" w:after="34" w:line="254" w:lineRule="auto"/>
               <w:ind w:left="432" w:hanging="432"/>
             </w:pPr>
             <w:r>
@@ -4207,7 +4228,7 @@
                     <w:tabs>
                       <w:tab w:val="left" w:pos="340"/>
                     </w:tabs>
-                    <w:spacing w:before="0" w:after="0" w:line="264" w:lineRule="auto"/>
+                    <w:spacing w:before="0" w:after="0" w:line="252" w:lineRule="auto"/>
                     <w:ind w:left="340" w:hanging="340"/>
                   </w:pPr>
                   <w:r>
@@ -4215,45 +4236,45 @@
                       <w:rFonts w:ascii="Avenir Next" w:hAnsi="Avenir Next" w:cs="Avenir Next" w:eastAsia="Avenir Next"/>
                       <w:b/>
                       <w:color w:val="003A70"/>
+                      <w:sz w:val="22"/>
+                      <w:szCs w:val="21"/>
+                    </w:rPr>
+                    <w:t xml:space="preserve">A</w:t>
+                  </w:r>
+                  <w:r>
+                    <w:rPr>
+                      <w:rFonts w:ascii="Avenir Next" w:hAnsi="Avenir Next" w:cs="Avenir Next" w:eastAsia="Avenir Next"/>
+                      <w:color w:val="1A1A1A"/>
                       <w:sz w:val="21"/>
                       <w:szCs w:val="21"/>
                     </w:rPr>
-                    <w:t xml:space="preserve">A</w:t>
-                  </w:r>
-                  <w:r>
-                    <w:rPr>
-                      <w:rFonts w:ascii="Avenir Next" w:hAnsi="Avenir Next" w:cs="Avenir Next" w:eastAsia="Avenir Next"/>
-                      <w:color w:val="1A1A1A"/>
-                      <w:sz w:val="21"/>
+                    <w:tab/>
+                  </w:r>
+                  <w:r>
+                    <w:rPr>
+                      <w:rFonts w:ascii="Avenir Next" w:hAnsi="Avenir Next" w:cs="Avenir Next" w:eastAsia="Avenir Next"/>
+                      <w:i/>
+                      <w:color w:val="1A1A1A"/>
+                      <w:sz w:val="22"/>
                       <w:szCs w:val="21"/>
                     </w:rPr>
-                    <w:tab/>
+                    <w:t xml:space="preserve">n</w:t>
+                  </w:r>
+                  <w:r>
+                    <w:rPr>
+                      <w:rFonts w:ascii="Avenir Next" w:hAnsi="Avenir Next" w:cs="Avenir Next" w:eastAsia="Avenir Next"/>
+                      <w:color w:val="1A1A1A"/>
+                      <w:sz w:val="22"/>
+                      <w:szCs w:val="21"/>
+                    </w:rPr>
+                    <w:t xml:space="preserve"> = 40</w:t>
                   </w:r>
                   <w:r>
                     <w:rPr>
                       <w:rFonts w:ascii="Avenir Next" w:hAnsi="Avenir Next" w:cs="Avenir Next" w:eastAsia="Avenir Next"/>
                       <w:i/>
                       <w:color w:val="1A1A1A"/>
-                      <w:sz w:val="21"/>
-                      <w:szCs w:val="21"/>
-                    </w:rPr>
-                    <w:t xml:space="preserve">n</w:t>
-                  </w:r>
-                  <w:r>
-                    <w:rPr>
-                      <w:rFonts w:ascii="Avenir Next" w:hAnsi="Avenir Next" w:cs="Avenir Next" w:eastAsia="Avenir Next"/>
-                      <w:color w:val="1A1A1A"/>
-                      <w:sz w:val="21"/>
-                      <w:szCs w:val="21"/>
-                    </w:rPr>
-                    <w:t xml:space="preserve"> = 40</w:t>
-                  </w:r>
-                  <w:r>
-                    <w:rPr>
-                      <w:rFonts w:ascii="Avenir Next" w:hAnsi="Avenir Next" w:cs="Avenir Next" w:eastAsia="Avenir Next"/>
-                      <w:i/>
-                      <w:color w:val="1A1A1A"/>
-                      <w:sz w:val="21"/>
+                      <w:sz w:val="22"/>
                       <w:szCs w:val="21"/>
                     </w:rPr>
                     <w:t xml:space="preserve">m</w:t>
@@ -4270,7 +4291,7 @@
                     <w:tabs>
                       <w:tab w:val="left" w:pos="340"/>
                     </w:tabs>
-                    <w:spacing w:before="0" w:after="0" w:line="264" w:lineRule="auto"/>
+                    <w:spacing w:before="0" w:after="0" w:line="252" w:lineRule="auto"/>
                     <w:ind w:left="340" w:hanging="340"/>
                   </w:pPr>
                   <w:r>
@@ -4278,45 +4299,45 @@
                       <w:rFonts w:ascii="Avenir Next" w:hAnsi="Avenir Next" w:cs="Avenir Next" w:eastAsia="Avenir Next"/>
                       <w:b/>
                       <w:color w:val="003A70"/>
+                      <w:sz w:val="22"/>
+                      <w:szCs w:val="21"/>
+                    </w:rPr>
+                    <w:t xml:space="preserve">B</w:t>
+                  </w:r>
+                  <w:r>
+                    <w:rPr>
+                      <w:rFonts w:ascii="Avenir Next" w:hAnsi="Avenir Next" w:cs="Avenir Next" w:eastAsia="Avenir Next"/>
+                      <w:color w:val="1A1A1A"/>
                       <w:sz w:val="21"/>
                       <w:szCs w:val="21"/>
                     </w:rPr>
-                    <w:t xml:space="preserve">B</w:t>
-                  </w:r>
-                  <w:r>
-                    <w:rPr>
-                      <w:rFonts w:ascii="Avenir Next" w:hAnsi="Avenir Next" w:cs="Avenir Next" w:eastAsia="Avenir Next"/>
-                      <w:color w:val="1A1A1A"/>
-                      <w:sz w:val="21"/>
+                    <w:tab/>
+                  </w:r>
+                  <w:r>
+                    <w:rPr>
+                      <w:rFonts w:ascii="Avenir Next" w:hAnsi="Avenir Next" w:cs="Avenir Next" w:eastAsia="Avenir Next"/>
+                      <w:i/>
+                      <w:color w:val="1A1A1A"/>
+                      <w:sz w:val="22"/>
                       <w:szCs w:val="21"/>
                     </w:rPr>
-                    <w:tab/>
+                    <w:t xml:space="preserve">m</w:t>
+                  </w:r>
+                  <w:r>
+                    <w:rPr>
+                      <w:rFonts w:ascii="Avenir Next" w:hAnsi="Avenir Next" w:cs="Avenir Next" w:eastAsia="Avenir Next"/>
+                      <w:color w:val="1A1A1A"/>
+                      <w:sz w:val="22"/>
+                      <w:szCs w:val="21"/>
+                    </w:rPr>
+                    <w:t xml:space="preserve"> = 40</w:t>
                   </w:r>
                   <w:r>
                     <w:rPr>
                       <w:rFonts w:ascii="Avenir Next" w:hAnsi="Avenir Next" w:cs="Avenir Next" w:eastAsia="Avenir Next"/>
                       <w:i/>
                       <w:color w:val="1A1A1A"/>
-                      <w:sz w:val="21"/>
-                      <w:szCs w:val="21"/>
-                    </w:rPr>
-                    <w:t xml:space="preserve">m</w:t>
-                  </w:r>
-                  <w:r>
-                    <w:rPr>
-                      <w:rFonts w:ascii="Avenir Next" w:hAnsi="Avenir Next" w:cs="Avenir Next" w:eastAsia="Avenir Next"/>
-                      <w:color w:val="1A1A1A"/>
-                      <w:sz w:val="21"/>
-                      <w:szCs w:val="21"/>
-                    </w:rPr>
-                    <w:t xml:space="preserve"> = 40</w:t>
-                  </w:r>
-                  <w:r>
-                    <w:rPr>
-                      <w:rFonts w:ascii="Avenir Next" w:hAnsi="Avenir Next" w:cs="Avenir Next" w:eastAsia="Avenir Next"/>
-                      <w:i/>
-                      <w:color w:val="1A1A1A"/>
-                      <w:sz w:val="21"/>
+                      <w:sz w:val="22"/>
                       <w:szCs w:val="21"/>
                     </w:rPr>
                     <w:t xml:space="preserve">n</w:t>
@@ -4333,7 +4354,7 @@
                     <w:tabs>
                       <w:tab w:val="left" w:pos="340"/>
                     </w:tabs>
-                    <w:spacing w:before="0" w:after="0" w:line="264" w:lineRule="auto"/>
+                    <w:spacing w:before="0" w:after="0" w:line="252" w:lineRule="auto"/>
                     <w:ind w:left="340" w:hanging="340"/>
                   </w:pPr>
                   <w:r>
@@ -4341,54 +4362,54 @@
                       <w:rFonts w:ascii="Avenir Next" w:hAnsi="Avenir Next" w:cs="Avenir Next" w:eastAsia="Avenir Next"/>
                       <w:b/>
                       <w:color w:val="003A70"/>
+                      <w:sz w:val="22"/>
+                      <w:szCs w:val="21"/>
+                    </w:rPr>
+                    <w:t xml:space="preserve">C</w:t>
+                  </w:r>
+                  <w:r>
+                    <w:rPr>
+                      <w:rFonts w:ascii="Avenir Next" w:hAnsi="Avenir Next" w:cs="Avenir Next" w:eastAsia="Avenir Next"/>
+                      <w:color w:val="1A1A1A"/>
                       <w:sz w:val="21"/>
                       <w:szCs w:val="21"/>
                     </w:rPr>
-                    <w:t xml:space="preserve">C</w:t>
-                  </w:r>
-                  <w:r>
-                    <w:rPr>
-                      <w:rFonts w:ascii="Avenir Next" w:hAnsi="Avenir Next" w:cs="Avenir Next" w:eastAsia="Avenir Next"/>
-                      <w:color w:val="1A1A1A"/>
-                      <w:sz w:val="21"/>
+                    <w:tab/>
+                  </w:r>
+                  <w:r>
+                    <w:rPr>
+                      <w:rFonts w:ascii="Avenir Next" w:hAnsi="Avenir Next" w:cs="Avenir Next" w:eastAsia="Avenir Next"/>
+                      <w:i/>
+                      <w:color w:val="1A1A1A"/>
+                      <w:sz w:val="22"/>
                       <w:szCs w:val="21"/>
                     </w:rPr>
-                    <w:tab/>
+                    <w:t xml:space="preserve">m</w:t>
+                  </w:r>
+                  <w:r>
+                    <w:rPr>
+                      <w:rFonts w:ascii="Avenir Next" w:hAnsi="Avenir Next" w:cs="Avenir Next" w:eastAsia="Avenir Next"/>
+                      <w:color w:val="1A1A1A"/>
+                      <w:sz w:val="22"/>
+                      <w:szCs w:val="21"/>
+                    </w:rPr>
+                    <w:t xml:space="preserve"> = </w:t>
                   </w:r>
                   <w:r>
                     <w:rPr>
                       <w:rFonts w:ascii="Avenir Next" w:hAnsi="Avenir Next" w:cs="Avenir Next" w:eastAsia="Avenir Next"/>
                       <w:i/>
                       <w:color w:val="1A1A1A"/>
-                      <w:sz w:val="21"/>
+                      <w:sz w:val="22"/>
                       <w:szCs w:val="21"/>
                     </w:rPr>
-                    <w:t xml:space="preserve">m</w:t>
-                  </w:r>
-                  <w:r>
-                    <w:rPr>
-                      <w:rFonts w:ascii="Avenir Next" w:hAnsi="Avenir Next" w:cs="Avenir Next" w:eastAsia="Avenir Next"/>
-                      <w:color w:val="1A1A1A"/>
-                      <w:sz w:val="21"/>
-                      <w:szCs w:val="21"/>
-                    </w:rPr>
-                    <w:t xml:space="preserve"> = </w:t>
-                  </w:r>
-                  <w:r>
-                    <w:rPr>
-                      <w:rFonts w:ascii="Avenir Next" w:hAnsi="Avenir Next" w:cs="Avenir Next" w:eastAsia="Avenir Next"/>
-                      <w:i/>
-                      <w:color w:val="1A1A1A"/>
-                      <w:sz w:val="21"/>
-                      <w:szCs w:val="21"/>
-                    </w:rPr>
                     <w:t xml:space="preserve">n</w:t>
                   </w:r>
                   <w:r>
                     <w:rPr>
                       <w:rFonts w:ascii="Avenir Next" w:hAnsi="Avenir Next" w:cs="Avenir Next" w:eastAsia="Avenir Next"/>
                       <w:color w:val="1A1A1A"/>
-                      <w:sz w:val="21"/>
+                      <w:sz w:val="22"/>
                       <w:szCs w:val="21"/>
                     </w:rPr>
                     <w:t xml:space="preserve"> + 40</w:t>
@@ -4405,7 +4426,7 @@
                     <w:tabs>
                       <w:tab w:val="left" w:pos="340"/>
                     </w:tabs>
-                    <w:spacing w:before="0" w:after="0" w:line="264" w:lineRule="auto"/>
+                    <w:spacing w:before="0" w:after="0" w:line="252" w:lineRule="auto"/>
                     <w:ind w:left="340" w:hanging="340"/>
                   </w:pPr>
                   <w:r>
@@ -4413,45 +4434,45 @@
                       <w:rFonts w:ascii="Avenir Next" w:hAnsi="Avenir Next" w:cs="Avenir Next" w:eastAsia="Avenir Next"/>
                       <w:b/>
                       <w:color w:val="003A70"/>
+                      <w:sz w:val="22"/>
+                      <w:szCs w:val="21"/>
+                    </w:rPr>
+                    <w:t xml:space="preserve">D</w:t>
+                  </w:r>
+                  <w:r>
+                    <w:rPr>
+                      <w:rFonts w:ascii="Avenir Next" w:hAnsi="Avenir Next" w:cs="Avenir Next" w:eastAsia="Avenir Next"/>
+                      <w:color w:val="1A1A1A"/>
                       <w:sz w:val="21"/>
                       <w:szCs w:val="21"/>
                     </w:rPr>
-                    <w:t xml:space="preserve">D</w:t>
-                  </w:r>
-                  <w:r>
-                    <w:rPr>
-                      <w:rFonts w:ascii="Avenir Next" w:hAnsi="Avenir Next" w:cs="Avenir Next" w:eastAsia="Avenir Next"/>
-                      <w:color w:val="1A1A1A"/>
-                      <w:sz w:val="21"/>
+                    <w:tab/>
+                  </w:r>
+                  <w:r>
+                    <w:rPr>
+                      <w:rFonts w:ascii="Avenir Next" w:hAnsi="Avenir Next" w:cs="Avenir Next" w:eastAsia="Avenir Next"/>
+                      <w:i/>
+                      <w:color w:val="1A1A1A"/>
+                      <w:sz w:val="22"/>
                       <w:szCs w:val="21"/>
                     </w:rPr>
-                    <w:tab/>
+                    <w:t xml:space="preserve">m</w:t>
+                  </w:r>
+                  <w:r>
+                    <w:rPr>
+                      <w:rFonts w:ascii="Avenir Next" w:hAnsi="Avenir Next" w:cs="Avenir Next" w:eastAsia="Avenir Next"/>
+                      <w:color w:val="1A1A1A"/>
+                      <w:sz w:val="22"/>
+                      <w:szCs w:val="21"/>
+                    </w:rPr>
+                    <w:t xml:space="preserve"> = 40 ÷ </w:t>
                   </w:r>
                   <w:r>
                     <w:rPr>
                       <w:rFonts w:ascii="Avenir Next" w:hAnsi="Avenir Next" w:cs="Avenir Next" w:eastAsia="Avenir Next"/>
                       <w:i/>
                       <w:color w:val="1A1A1A"/>
-                      <w:sz w:val="21"/>
-                      <w:szCs w:val="21"/>
-                    </w:rPr>
-                    <w:t xml:space="preserve">m</w:t>
-                  </w:r>
-                  <w:r>
-                    <w:rPr>
-                      <w:rFonts w:ascii="Avenir Next" w:hAnsi="Avenir Next" w:cs="Avenir Next" w:eastAsia="Avenir Next"/>
-                      <w:color w:val="1A1A1A"/>
-                      <w:sz w:val="21"/>
-                      <w:szCs w:val="21"/>
-                    </w:rPr>
-                    <w:t xml:space="preserve"> = 40 ÷ </w:t>
-                  </w:r>
-                  <w:r>
-                    <w:rPr>
-                      <w:rFonts w:ascii="Avenir Next" w:hAnsi="Avenir Next" w:cs="Avenir Next" w:eastAsia="Avenir Next"/>
-                      <w:i/>
-                      <w:color w:val="1A1A1A"/>
-                      <w:sz w:val="21"/>
+                      <w:sz w:val="22"/>
                       <w:szCs w:val="21"/>
                     </w:rPr>
                     <w:t xml:space="preserve">n</w:t>
@@ -4500,19 +4521,42 @@
         <w:tblLook w:val="0000" w:firstRow="0" w:lastRow="0" w:firstColumn="0" w:lastColumn="0" w:noHBand="1" w:noVBand="1"/>
       </w:tblPr>
       <w:tblGrid>
-        <w:gridCol w:w="2000"/>
-        <w:gridCol w:w="2300"/>
-        <w:gridCol w:w="2100"/>
-        <w:gridCol w:w="3104"/>
+        <w:gridCol w:w="1750"/>
+        <w:gridCol w:w="2500"/>
+        <w:gridCol w:w="2200"/>
+        <w:gridCol w:w="3054"/>
       </w:tblGrid>
       <w:tr>
         <w:trPr>
           <w:cantSplit/>
-          <w:trHeight w:val="320" w:hRule="atLeast"/>
+          <w:trHeight w:val="300" w:hRule="atLeast"/>
         </w:trPr>
         <w:tc>
           <w:tcPr>
-            <w:tcW w:w="2000" w:type="dxa"/>
+            <w:tcW w:w="1750" w:type="dxa"/>
+            <w:vAlign w:val="center"/>
+          </w:tcPr>
+          <w:p>
+            <w:pPr>
+              <w:pStyle w:val="Heading2"/>
+              <w:spacing w:before="0" w:after="0" w:line="240" w:lineRule="auto"/>
+            </w:pPr>
+            <w:r>
+              <w:rPr>
+                <w:rFonts w:ascii="Avenir Next" w:hAnsi="Avenir Next" w:cs="Avenir Next" w:eastAsia="Avenir Next"/>
+                <w:b/>
+                <w:color w:val="003A70"/>
+                <w:spacing w:val="12"/>
+                <w:sz w:val="15"/>
+                <w:szCs w:val="15"/>
+              </w:rPr>
+              <w:t xml:space="preserve">CHECK YOURSELF</w:t>
+            </w:r>
+          </w:p>
+        </w:tc>
+        <w:tc>
+          <w:tcPr>
+            <w:tcW w:w="2500" w:type="dxa"/>
             <w:vAlign w:val="center"/>
           </w:tcPr>
           <w:p>
@@ -4521,20 +4565,27 @@
             </w:pPr>
             <w:r>
               <w:rPr>
-                <w:rFonts w:ascii="Avenir Next" w:hAnsi="Avenir Next" w:cs="Avenir Next" w:eastAsia="Avenir Next"/>
-                <w:b/>
-                <w:color w:val="003A70"/>
-                <w:spacing w:val="12"/>
-                <w:sz w:val="15"/>
-                <w:szCs w:val="15"/>
-              </w:rPr>
-              <w:t xml:space="preserve">CHECK YOURSELF</w:t>
+                <w:rFonts w:ascii="Arial" w:hAnsi="Arial" w:cs="Arial" w:eastAsia="Arial"/>
+                <w:color w:val="1A1A1A"/>
+                <w:sz w:val="20"/>
+                <w:szCs w:val="20"/>
+              </w:rPr>
+              <w:t xml:space="preserve">□</w:t>
+            </w:r>
+            <w:r>
+              <w:rPr>
+                <w:rFonts w:ascii="Avenir Next" w:hAnsi="Avenir Next" w:cs="Avenir Next" w:eastAsia="Avenir Next"/>
+                <w:color w:val="1A1A1A"/>
+                <w:sz w:val="17"/>
+                <w:szCs w:val="17"/>
+              </w:rPr>
+              <w:t xml:space="preserve">  I can do this on my own</w:t>
             </w:r>
           </w:p>
         </w:tc>
         <w:tc>
           <w:tcPr>
-            <w:tcW w:w="2300" w:type="dxa"/>
+            <w:tcW w:w="2200" w:type="dxa"/>
             <w:vAlign w:val="center"/>
           </w:tcPr>
           <w:p>
@@ -4545,8 +4596,8 @@
               <w:rPr>
                 <w:rFonts w:ascii="Arial" w:hAnsi="Arial" w:cs="Arial" w:eastAsia="Arial"/>
                 <w:color w:val="1A1A1A"/>
-                <w:sz w:val="24"/>
-                <w:szCs w:val="24"/>
+                <w:sz w:val="20"/>
+                <w:szCs w:val="20"/>
               </w:rPr>
               <w:t xml:space="preserve">□</w:t>
             </w:r>
@@ -4557,13 +4608,13 @@
                 <w:sz w:val="17"/>
                 <w:szCs w:val="17"/>
               </w:rPr>
-              <w:t xml:space="preserve">  I can do this on my own</w:t>
+              <w:t xml:space="preserve">  I need a little help</w:t>
             </w:r>
           </w:p>
         </w:tc>
         <w:tc>
           <w:tcPr>
-            <w:tcW w:w="2100" w:type="dxa"/>
+            <w:tcW w:w="3054" w:type="dxa"/>
             <w:vAlign w:val="center"/>
           </w:tcPr>
           <w:p>
@@ -4574,37 +4625,8 @@
               <w:rPr>
                 <w:rFonts w:ascii="Arial" w:hAnsi="Arial" w:cs="Arial" w:eastAsia="Arial"/>
                 <w:color w:val="1A1A1A"/>
-                <w:sz w:val="24"/>
-                <w:szCs w:val="24"/>
-              </w:rPr>
-              <w:t xml:space="preserve">□</w:t>
-            </w:r>
-            <w:r>
-              <w:rPr>
-                <w:rFonts w:ascii="Avenir Next" w:hAnsi="Avenir Next" w:cs="Avenir Next" w:eastAsia="Avenir Next"/>
-                <w:color w:val="1A1A1A"/>
-                <w:sz w:val="17"/>
-                <w:szCs w:val="17"/>
-              </w:rPr>
-              <w:t xml:space="preserve">  I need a little help</w:t>
-            </w:r>
-          </w:p>
-        </w:tc>
-        <w:tc>
-          <w:tcPr>
-            <w:tcW w:w="3104" w:type="dxa"/>
-            <w:vAlign w:val="center"/>
-          </w:tcPr>
-          <w:p>
-            <w:pPr>
-              <w:spacing w:before="0" w:after="0" w:line="240" w:lineRule="auto"/>
-            </w:pPr>
-            <w:r>
-              <w:rPr>
-                <w:rFonts w:ascii="Arial" w:hAnsi="Arial" w:cs="Arial" w:eastAsia="Arial"/>
-                <w:color w:val="1A1A1A"/>
-                <w:sz w:val="24"/>
-                <w:szCs w:val="24"/>
+                <w:sz w:val="20"/>
+                <w:szCs w:val="20"/>
               </w:rPr>
               <w:t xml:space="preserve">□</w:t>
             </w:r>
@@ -4639,7 +4661,7 @@
     <w:sectPr>
       <w:footerReference w:type="default" r:id="rIdFooter1"/>
       <w:pgSz w:w="12240" w:h="15840"/>
-      <w:pgMar w:top="893" w:right="1224" w:bottom="835" w:left="1512" w:header="432" w:footer="432" w:gutter="0"/>
+      <w:pgMar w:top="780" w:right="1224" w:bottom="760" w:left="1512" w:header="432" w:footer="432" w:gutter="0"/>
       <w:cols w:space="720"/>
     </w:sectPr>
   </w:body>
@@ -4719,7 +4741,106 @@
               <w:sz w:val="15"/>
               <w:szCs w:val="15"/>
             </w:rPr>
-            <w:t xml:space="preserve">Lesson 9-4  ·  Session 1  ·  Prerequisite Practice B</w:t>
+            <w:t xml:space="preserve">9-4 · Page </w:t>
+          </w:r>
+          <w:r>
+            <w:rPr>
+              <w:rFonts w:ascii="Avenir Next" w:hAnsi="Avenir Next" w:cs="Avenir Next" w:eastAsia="Avenir Next"/>
+              <w:color w:val="5A5F66"/>
+              <w:sz w:val="15"/>
+              <w:szCs w:val="15"/>
+            </w:rPr>
+            <w:fldChar w:fldCharType="begin"/>
+          </w:r>
+          <w:r>
+            <w:rPr>
+              <w:rFonts w:ascii="Avenir Next" w:hAnsi="Avenir Next" w:cs="Avenir Next" w:eastAsia="Avenir Next"/>
+              <w:color w:val="5A5F66"/>
+              <w:sz w:val="15"/>
+              <w:szCs w:val="15"/>
+            </w:rPr>
+            <w:instrText xml:space="preserve"> PAGE </w:instrText>
+          </w:r>
+          <w:r>
+            <w:rPr>
+              <w:rFonts w:ascii="Avenir Next" w:hAnsi="Avenir Next" w:cs="Avenir Next" w:eastAsia="Avenir Next"/>
+              <w:color w:val="5A5F66"/>
+              <w:sz w:val="15"/>
+              <w:szCs w:val="15"/>
+            </w:rPr>
+            <w:fldChar w:fldCharType="separate"/>
+          </w:r>
+          <w:r>
+            <w:rPr>
+              <w:rFonts w:ascii="Avenir Next" w:hAnsi="Avenir Next" w:cs="Avenir Next" w:eastAsia="Avenir Next"/>
+              <w:color w:val="5A5F66"/>
+              <w:sz w:val="15"/>
+              <w:szCs w:val="15"/>
+            </w:rPr>
+            <w:t xml:space="preserve">1</w:t>
+          </w:r>
+          <w:r>
+            <w:rPr>
+              <w:rFonts w:ascii="Avenir Next" w:hAnsi="Avenir Next" w:cs="Avenir Next" w:eastAsia="Avenir Next"/>
+              <w:color w:val="5A5F66"/>
+              <w:sz w:val="15"/>
+              <w:szCs w:val="15"/>
+            </w:rPr>
+            <w:fldChar w:fldCharType="end"/>
+          </w:r>
+          <w:r>
+            <w:rPr>
+              <w:rFonts w:ascii="Avenir Next" w:hAnsi="Avenir Next" w:cs="Avenir Next" w:eastAsia="Avenir Next"/>
+              <w:color w:val="5A5F66"/>
+              <w:sz w:val="15"/>
+              <w:szCs w:val="15"/>
+            </w:rPr>
+            <w:t xml:space="preserve"> of </w:t>
+          </w:r>
+          <w:r>
+            <w:rPr>
+              <w:rFonts w:ascii="Avenir Next" w:hAnsi="Avenir Next" w:cs="Avenir Next" w:eastAsia="Avenir Next"/>
+              <w:color w:val="5A5F66"/>
+              <w:sz w:val="15"/>
+              <w:szCs w:val="15"/>
+            </w:rPr>
+            <w:fldChar w:fldCharType="begin"/>
+          </w:r>
+          <w:r>
+            <w:rPr>
+              <w:rFonts w:ascii="Avenir Next" w:hAnsi="Avenir Next" w:cs="Avenir Next" w:eastAsia="Avenir Next"/>
+              <w:color w:val="5A5F66"/>
+              <w:sz w:val="15"/>
+              <w:szCs w:val="15"/>
+            </w:rPr>
+            <w:instrText xml:space="preserve"> NUMPAGES </w:instrText>
+          </w:r>
+          <w:r>
+            <w:rPr>
+              <w:rFonts w:ascii="Avenir Next" w:hAnsi="Avenir Next" w:cs="Avenir Next" w:eastAsia="Avenir Next"/>
+              <w:color w:val="5A5F66"/>
+              <w:sz w:val="15"/>
+              <w:szCs w:val="15"/>
+            </w:rPr>
+            <w:fldChar w:fldCharType="separate"/>
+          </w:r>
+          <w:r>
+            <w:rPr>
+              <w:rFonts w:ascii="Avenir Next" w:hAnsi="Avenir Next" w:cs="Avenir Next" w:eastAsia="Avenir Next"/>
+              <w:color w:val="5A5F66"/>
+              <w:sz w:val="15"/>
+              <w:szCs w:val="15"/>
+            </w:rPr>
+            <w:t xml:space="preserve">1</w:t>
+          </w:r>
+          <w:r>
+            <w:rPr>
+              <w:rFonts w:ascii="Avenir Next" w:hAnsi="Avenir Next" w:cs="Avenir Next" w:eastAsia="Avenir Next"/>
+              <w:color w:val="5A5F66"/>
+              <w:sz w:val="15"/>
+              <w:szCs w:val="15"/>
+            </w:rPr>
+            <w:fldChar w:fldCharType="end"/>
           </w:r>
         </w:p>
       </w:tc>
@@ -4762,5 +4883,23 @@
       </w:tblCellMar>
     </w:tblPr>
   </w:style>
+  <w:style w:type="paragraph" w:styleId="Heading1">
+    <w:name w:val="heading 1"/>
+    <w:basedOn w:val="Normal"/>
+    <w:pPr>
+      <w:outlineLvl w:val="0"/>
+      <w:keepNext w:val="0"/>
+      <w:keepLines w:val="0"/>
+    </w:pPr>
+  </w:style>
+  <w:style w:type="paragraph" w:styleId="Heading2">
+    <w:name w:val="heading 2"/>
+    <w:basedOn w:val="Normal"/>
+    <w:pPr>
+      <w:outlineLvl w:val="1"/>
+      <w:keepNext w:val="0"/>
+      <w:keepLines w:val="0"/>
+    </w:pPr>
+  </w:style>
 </w:styles>
 </file>